--- a/downloads/student/ai-4-week-31.docx
+++ b/downloads/student/ai-4-week-31.docx
@@ -1715,6 +1715,16 @@
     <w:p>
       <w:r>
         <w:t>Small subgroup samples have high variability. An observed gap does not by itself establish discrimination or a causal explanation.</w:t>
+      </w:r>
+    </w:p>
+    <w:p>
+      <w:r>
+        <w:t>Read the labelled picture: Why should the report retain subgroup rates alongside the total? Point to the relevant step in the picture, then write the changed result and the rule or evidence that supports it.</w:t>
+      </w:r>
+    </w:p>
+    <w:p>
+      <w:r>
+        <w:t>Change one thing: Shade gains5 new cases with no errors. Predict the result before checking the explanation. What remains the same?</w:t>
       </w:r>
     </w:p>
     <w:p>
@@ -3504,6 +3514,187 @@
     <w:p>
       <w:r>
         <w:t>Attempt the independent case before hints. Record whether you worked alone, used a hint or followed a model. After feedback, fix the first unsupported step and explain why it changed. A later check uses a changed case, not a copied answer.</w:t>
+      </w:r>
+    </w:p>
+    <w:p>
+      <w:pPr>
+        <w:pStyle w:val="Heading1"/>
+      </w:pPr>
+      <w:r>
+        <w:t>15. Your lesson route</w:t>
+      </w:r>
+    </w:p>
+    <w:p>
+      <w:r>
+        <w:t>Start with this question: Calculate subgroup and pooled error rates without letting the larger group hide a gap.</w:t>
+      </w:r>
+    </w:p>
+    <w:tbl>
+      <w:tblPr>
+        <w:tblStyle w:val="LightShading-Accent1"/>
+        <w:tblW w:type="auto" w:w="0"/>
+        <w:tblLook w:firstColumn="1" w:firstRow="1" w:lastColumn="0" w:lastRow="0" w:noHBand="0" w:noVBand="1" w:val="04A0"/>
+      </w:tblPr>
+      <w:tblGrid>
+        <w:gridCol w:w="5112"/>
+        <w:gridCol w:w="5112"/>
+      </w:tblGrid>
+      <w:tr>
+        <w:trPr>
+          <w:tblHeader/>
+        </w:trPr>
+        <w:tc>
+          <w:tcPr>
+            <w:tcW w:type="dxa" w:w="5112"/>
+          </w:tcPr>
+          <w:p>
+            <w:r>
+              <w:t>By the end, I can</w:t>
+            </w:r>
+          </w:p>
+        </w:tc>
+        <w:tc>
+          <w:tcPr>
+            <w:tcW w:type="dxa" w:w="5112"/>
+          </w:tcPr>
+          <w:p>
+            <w:r>
+              <w:t>How I will show it</w:t>
+            </w:r>
+          </w:p>
+        </w:tc>
+      </w:tr>
+      <w:tr>
+        <w:tc>
+          <w:tcPr>
+            <w:tcW w:type="dxa" w:w="5112"/>
+          </w:tcPr>
+          <w:p>
+            <w:r>
+              <w:t>Calculate subgroup results with sample sizes</w:t>
+            </w:r>
+          </w:p>
+        </w:tc>
+        <w:tc>
+          <w:tcPr>
+            <w:tcW w:type="dxa" w:w="5112"/>
+          </w:tcPr>
+          <w:p>
+            <w:r>
+              <w:t>Explain the deciding step, show a trace or test, and state one limit.</w:t>
+            </w:r>
+          </w:p>
+        </w:tc>
+      </w:tr>
+      <w:tr>
+        <w:tc>
+          <w:tcPr>
+            <w:tcW w:type="dxa" w:w="5112"/>
+          </w:tcPr>
+          <w:p>
+            <w:r>
+              <w:t>Distinguish missing evidence from equal performance</w:t>
+            </w:r>
+          </w:p>
+        </w:tc>
+        <w:tc>
+          <w:tcPr>
+            <w:tcW w:type="dxa" w:w="5112"/>
+          </w:tcPr>
+          <w:p>
+            <w:r>
+              <w:t>Explain the deciding step, show a trace or test, and state one limit.</w:t>
+            </w:r>
+          </w:p>
+        </w:tc>
+      </w:tr>
+      <w:tr>
+        <w:tc>
+          <w:tcPr>
+            <w:tcW w:type="dxa" w:w="5112"/>
+          </w:tcPr>
+          <w:p>
+            <w:r>
+              <w:t>Report differences without assigning causes from a table</w:t>
+            </w:r>
+          </w:p>
+        </w:tc>
+        <w:tc>
+          <w:tcPr>
+            <w:tcW w:type="dxa" w:w="5112"/>
+          </w:tcPr>
+          <w:p>
+            <w:r>
+              <w:t>Explain the deciding step, show a trace or test, and state one limit.</w:t>
+            </w:r>
+          </w:p>
+        </w:tc>
+      </w:tr>
+    </w:tbl>
+    <w:p>
+      <w:r>
+        <w:t>Remember → watch and explain → try with help → investigate → try independently → keep project evidence. Your teacher may spread this lesson across several classes.</w:t>
+      </w:r>
+    </w:p>
+    <w:p>
+      <w:r>
+        <w:t>Keep your first prediction. Compare it with what the evidence shows and explain any change.</w:t>
+      </w:r>
+    </w:p>
+    <w:p>
+      <w:pPr>
+        <w:pStyle w:val="Heading1"/>
+      </w:pPr>
+      <w:r>
+        <w:t>16. Finish and return</w:t>
+      </w:r>
+    </w:p>
+    <w:p>
+      <w:r>
+        <w:t>Close your notes. Explain this goal in your own words: Calculate subgroup results with sample sizes</w:t>
+      </w:r>
+    </w:p>
+    <w:p>
+      <w:pPr>
+        <w:pStyle w:val="Heading3"/>
+      </w:pPr>
+      <w:r>
+        <w:t>My deciding step, evidence and one remaining question</w:t>
+      </w:r>
+    </w:p>
+    <w:p>
+      <w:r>
+        <w:t>________________________________________________________________</w:t>
+      </w:r>
+    </w:p>
+    <w:p>
+      <w:r>
+        <w:t>________________________________________________________________</w:t>
+      </w:r>
+    </w:p>
+    <w:p>
+      <w:r>
+        <w:t>________________________________________________________________</w:t>
+      </w:r>
+    </w:p>
+    <w:p>
+      <w:r>
+        <w:t>________________________________________________________________</w:t>
+      </w:r>
+    </w:p>
+    <w:p>
+      <w:r>
+        <w:t>________________________________________________________________</w:t>
+      </w:r>
+    </w:p>
+    <w:p>
+      <w:r>
+        <w:t>If you are unsure, return to the worked picture and explain one arrow. If you are ready, change an input or assumption and justify your prediction.</w:t>
+      </w:r>
+    </w:p>
+    <w:p>
+      <w:r>
+        <w:t>Save your workbook evidence. At the next review, try a different case before opening your old answer.</w:t>
       </w:r>
     </w:p>
     <w:sectPr>

--- a/downloads/student/ai-4-week-31.docx
+++ b/downloads/student/ai-4-week-31.docx
@@ -3695,6 +3695,202 @@
     <w:p>
       <w:r>
         <w:t>Save your workbook evidence. At the next review, try a different case before opening your old answer.</w:t>
+      </w:r>
+    </w:p>
+    <w:p>
+      <w:pPr>
+        <w:pStyle w:val="Heading1"/>
+      </w:pPr>
+      <w:r>
+        <w:t>17. Supported practice, repair and portfolio</w:t>
+      </w:r>
+    </w:p>
+    <w:p>
+      <w:r>
+        <w:t>Use this supported practice once, in the browser or on paper. Keep the reserved independent assessment for a separate first attempt before teacher feedback.</w:t>
+      </w:r>
+    </w:p>
+    <w:p>
+      <w:r>
+        <w:t>Calculate subgroup and pooled error rates without letting the larger group hide a gap.</w:t>
+      </w:r>
+    </w:p>
+    <w:p>
+      <w:pPr>
+        <w:pStyle w:val="Heading3"/>
+      </w:pPr>
+      <w:r>
+        <w:t>Practice 1: explain the deciding evidence</w:t>
+      </w:r>
+    </w:p>
+    <w:p>
+      <w:r>
+        <w:t>Which labelled step matches this detail? Total error=5/25=20%, which hides the 50-percentage-point subgroup difference.</w:t>
+      </w:r>
+    </w:p>
+    <w:p>
+      <w:r>
+        <w:t>1. Pooled rate</w:t>
+      </w:r>
+    </w:p>
+    <w:p>
+      <w:r>
+        <w:t>2. Sun rate</w:t>
+      </w:r>
+    </w:p>
+    <w:p>
+      <w:r>
+        <w:t>3. Shade rate</w:t>
+      </w:r>
+    </w:p>
+    <w:p>
+      <w:pPr>
+        <w:pStyle w:val="Heading3"/>
+      </w:pPr>
+      <w:r>
+        <w:t>My selected conclusion, deciding fact and explanation</w:t>
+      </w:r>
+    </w:p>
+    <w:p>
+      <w:r>
+        <w:t>________________________________________________________________</w:t>
+      </w:r>
+    </w:p>
+    <w:p>
+      <w:r>
+        <w:t>________________________________________________________________</w:t>
+      </w:r>
+    </w:p>
+    <w:p>
+      <w:r>
+        <w:t>________________________________________________________________</w:t>
+      </w:r>
+    </w:p>
+    <w:p>
+      <w:r>
+        <w:t>________________________________________________________________</w:t>
+      </w:r>
+    </w:p>
+    <w:p>
+      <w:r>
+        <w:t>________________________________________________________________</w:t>
+      </w:r>
+    </w:p>
+    <w:p>
+      <w:r>
+        <w:t>Hint if needed: Read the steps in the pictorial case. Match the supplied detail to the stage that performs or records it.</w:t>
+      </w:r>
+    </w:p>
+    <w:p>
+      <w:r>
+        <w:t>After your attempt, compare with the supported explanation: Pooled rate Total error=5/25=20%, which hides the 50-percentage-point subgroup difference. Read the picture in order. Total error=5/25=20%, which hides the 50-percentage-point subgroup difference. The arrows show which recorded input or intermediate result each decision uses. Explain the deciding step aloud before checking the changed case; pointing to the final answer alone does not show how it follows.</w:t>
+      </w:r>
+    </w:p>
+    <w:p>
+      <w:pPr>
+        <w:pStyle w:val="Heading3"/>
+      </w:pPr>
+      <w:r>
+        <w:t>Practice 2: explain the deciding evidence</w:t>
+      </w:r>
+    </w:p>
+    <w:p>
+      <w:r>
+        <w:t>Changed-case practice: Shade gains5 new cases with no errors. Which conclusion is supported by the supplied facts?</w:t>
+      </w:r>
+    </w:p>
+    <w:p>
+      <w:r>
+        <w:t>1. We can decide the result without examining the changed input or the procedure.</w:t>
+      </w:r>
+    </w:p>
+    <w:p>
+      <w:r>
+        <w:t>2. Shade error becomes3/10=30%; pooled error becomes5/30≈16.7%.</w:t>
+      </w:r>
+    </w:p>
+    <w:p>
+      <w:r>
+        <w:t>3. This one example guarantees correct results for every future input.</w:t>
+      </w:r>
+    </w:p>
+    <w:p>
+      <w:pPr>
+        <w:pStyle w:val="Heading3"/>
+      </w:pPr>
+      <w:r>
+        <w:t>My selected conclusion, deciding fact and explanation</w:t>
+      </w:r>
+    </w:p>
+    <w:p>
+      <w:r>
+        <w:t>________________________________________________________________</w:t>
+      </w:r>
+    </w:p>
+    <w:p>
+      <w:r>
+        <w:t>________________________________________________________________</w:t>
+      </w:r>
+    </w:p>
+    <w:p>
+      <w:r>
+        <w:t>________________________________________________________________</w:t>
+      </w:r>
+    </w:p>
+    <w:p>
+      <w:r>
+        <w:t>________________________________________________________________</w:t>
+      </w:r>
+    </w:p>
+    <w:p>
+      <w:r>
+        <w:t>________________________________________________________________</w:t>
+      </w:r>
+    </w:p>
+    <w:p>
+      <w:r>
+        <w:t>Hint if needed: Use the changed condition and the deciding step in the pictorial trace. The answer must say what follows from those facts.</w:t>
+      </w:r>
+    </w:p>
+    <w:p>
+      <w:r>
+        <w:t>After your attempt, compare with the supported explanation: Shade error becomes3/10=30%; pooled error becomes5/30≈16.7%. Extra evaluated cases change denominators; existing errors have not disappeared.</w:t>
+      </w:r>
+    </w:p>
+    <w:p>
+      <w:pPr>
+        <w:pStyle w:val="Heading3"/>
+      </w:pPr>
+      <w:r>
+        <w:t>Repair a missing building block</w:t>
+      </w:r>
+    </w:p>
+    <w:p>
+      <w:r>
+        <w:t>Review Improve Generalization (ai-4/30). Goal: Compare training and validation evidence for model capacity. Short practice: What fresh evidence is needed after adding crossed training data? Point to the relevant step in the picture, then write the changed result and the rule or evidence that supports it.. Return to this week and explain what you changed.</w:t>
+      </w:r>
+    </w:p>
+    <w:p>
+      <w:r>
+        <w:t>Review Learning Curves (ai-4/28). Goal: Read training-size learning curves. Short practice: What comparison is valid if the validation set changes between sizes? Point to the relevant step in the picture, then write the changed result and the rule or evidence that supports it.. Return to this week and explain what you changed.</w:t>
+      </w:r>
+    </w:p>
+    <w:p>
+      <w:r>
+        <w:t>Review Metrics Match Consequences (ai-4/25). Goal: Apply a declared score threshold including equality. Short practice: Which labels determine the false-alarm count at threshold 0.4? Point to the relevant step in the picture, then write the changed result and the rule or evidence that supports it.. Return to this week and explain what you changed.</w:t>
+      </w:r>
+    </w:p>
+    <w:p>
+      <w:pPr>
+        <w:pStyle w:val="Heading3"/>
+      </w:pPr>
+      <w:r>
+        <w:t>Keep your completed work</w:t>
+      </w:r>
+    </w:p>
+    <w:p>
+      <w:r>
+        <w:t>Use Download completed work in the hosted lesson to export your answers, reflections, practice feedback and code-run evidence. Open the HTML copy to read or print it. Drafts stay in this browser when storage is available; clear drafts on a shared device.</w:t>
       </w:r>
     </w:p>
     <w:sectPr>

--- a/downloads/student/ai-4-week-31.docx
+++ b/downloads/student/ai-4-week-31.docx
@@ -42,6 +42,11 @@
       </w:r>
     </w:p>
     <w:p>
+      <w:r>
+        <w:t>Start with the target: Calculate subgroup results with sample sizes. Try the recall before opening notes.</w:t>
+      </w:r>
+    </w:p>
+    <w:p>
       <w:pPr>
         <w:pStyle w:val="Heading3"/>
       </w:pPr>
@@ -50,17 +55,59 @@
       </w:r>
     </w:p>
     <w:p>
-      <w:r>
-        <w:t>I can calculate subgroup results with sample sizes.</w:t>
-      </w:r>
-    </w:p>
-    <w:p>
-      <w:r>
-        <w:t>I can distinguish missing evidence from equal performance.</w:t>
-      </w:r>
-    </w:p>
-    <w:p>
-      <w:r>
+      <w:pPr>
+        <w:spacing w:line="336" w:lineRule="auto" w:after="180"/>
+      </w:pPr>
+      <w:r>
+        <w:rPr>
+          <w:b w:val="0"/>
+        </w:rPr>
+        <w:t xml:space="preserve">I can calculate </w:t>
+      </w:r>
+      <w:r>
+        <w:rPr>
+          <w:b/>
+        </w:rPr>
+        <w:t>subgroup</w:t>
+      </w:r>
+      <w:r>
+        <w:rPr>
+          <w:b w:val="0"/>
+        </w:rPr>
+        <w:t xml:space="preserve"> results with sample sizes.</w:t>
+      </w:r>
+    </w:p>
+    <w:p>
+      <w:pPr>
+        <w:spacing w:line="336" w:lineRule="auto" w:after="180"/>
+      </w:pPr>
+      <w:r>
+        <w:rPr>
+          <w:b w:val="0"/>
+        </w:rPr>
+        <w:t xml:space="preserve">I can distinguish missing </w:t>
+      </w:r>
+      <w:r>
+        <w:rPr>
+          <w:b/>
+        </w:rPr>
+        <w:t>evidence</w:t>
+      </w:r>
+      <w:r>
+        <w:rPr>
+          <w:b w:val="0"/>
+        </w:rPr>
+        <w:t xml:space="preserve"> from equal performance.</w:t>
+      </w:r>
+    </w:p>
+    <w:p>
+      <w:pPr>
+        <w:spacing w:line="336" w:lineRule="auto" w:after="180"/>
+      </w:pPr>
+      <w:r>
+        <w:rPr>
+          <w:b w:val="0"/>
+        </w:rPr>
         <w:t>I can report differences without assigning causes from a table.</w:t>
       </w:r>
     </w:p>
@@ -73,32 +120,80 @@
       </w:r>
     </w:p>
     <w:p>
-      <w:r>
+      <w:pPr>
+        <w:spacing w:line="336" w:lineRule="auto" w:after="180"/>
+      </w:pPr>
+      <w:r>
+        <w:rPr>
+          <w:b w:val="0"/>
+        </w:rPr>
         <w:t>Close your notes first. A rough first answer helps us choose the right starting point; it is not a score for your ability.</w:t>
       </w:r>
     </w:p>
     <w:p>
-      <w:r>
+      <w:pPr>
+        <w:spacing w:line="336" w:lineRule="auto" w:after="180"/>
+      </w:pPr>
+      <w:r>
+        <w:rPr>
+          <w:b w:val="0"/>
+        </w:rPr>
         <w:t>Without opening the old lesson, explain one key idea from Improve Generalization. Give an example and a mistake that the idea helps you avoid.</w:t>
       </w:r>
     </w:p>
     <w:p>
-      <w:r>
+      <w:pPr>
+        <w:spacing w:line="336" w:lineRule="auto" w:after="180"/>
+      </w:pPr>
+      <w:r>
+        <w:rPr>
+          <w:b w:val="0"/>
+        </w:rPr>
         <w:t>Without opening the old lesson, explain one key idea from Learning Curves. Give an example and a mistake that the idea helps you avoid.</w:t>
       </w:r>
     </w:p>
     <w:p>
-      <w:r>
+      <w:pPr>
+        <w:spacing w:line="336" w:lineRule="auto" w:after="180"/>
+      </w:pPr>
+      <w:r>
+        <w:rPr>
+          <w:b w:val="0"/>
+        </w:rPr>
         <w:t>Without opening the old lesson, explain one key idea from Metrics Match Consequences. Give an example and a mistake that the idea helps you avoid.</w:t>
       </w:r>
     </w:p>
     <w:p>
-      <w:r>
-        <w:t>After trying, check the relevant lesson or ask your teacher. Change the part of your explanation that the evidence shows was wrong.</w:t>
-      </w:r>
-    </w:p>
-    <w:p>
-      <w:r>
+      <w:pPr>
+        <w:spacing w:line="336" w:lineRule="auto" w:after="180"/>
+      </w:pPr>
+      <w:r>
+        <w:rPr>
+          <w:b w:val="0"/>
+        </w:rPr>
+        <w:t xml:space="preserve">After trying, check the relevant lesson or ask your teacher. Change the part of your explanation that the </w:t>
+      </w:r>
+      <w:r>
+        <w:rPr>
+          <w:b/>
+        </w:rPr>
+        <w:t>evidence</w:t>
+      </w:r>
+      <w:r>
+        <w:rPr>
+          <w:b w:val="0"/>
+        </w:rPr>
+        <w:t xml:space="preserve"> shows was wrong.</w:t>
+      </w:r>
+    </w:p>
+    <w:p>
+      <w:pPr>
+        <w:spacing w:line="336" w:lineRule="auto" w:after="180"/>
+      </w:pPr>
+      <w:r>
+        <w:rPr>
+          <w:b w:val="0"/>
+        </w:rPr>
         <w:t>Overall metrics can conceal uneven behavior across meaningful conditions or user groups.</w:t>
       </w:r>
     </w:p>
@@ -139,12 +234,45 @@
       </w:r>
     </w:p>
     <w:p>
-      <w:r>
-        <w:t>LEARNING TARGET  Device A gets 18/20 correct; B gets 6/10. Compute overall accuracy and the subgroup gap. What causal claim is not supported?</w:t>
-      </w:r>
-    </w:p>
-    <w:p>
-      <w:r>
+      <w:pPr>
+        <w:pStyle w:val="Heading3"/>
+      </w:pPr>
+      <w:r>
+        <w:t>Your target</w:t>
+      </w:r>
+    </w:p>
+    <w:p>
+      <w:pPr>
+        <w:spacing w:line="336" w:lineRule="auto" w:after="180"/>
+        <w:shd w:fill="EDF7F3"/>
+      </w:pPr>
+      <w:r>
+        <w:rPr>
+          <w:b w:val="0"/>
+        </w:rPr>
+        <w:t xml:space="preserve">LEARNING TARGET  Device A gets 18/20 correct; B gets 6/10. Compute overall accuracy and the </w:t>
+      </w:r>
+      <w:r>
+        <w:rPr>
+          <w:b/>
+        </w:rPr>
+        <w:t>subgroup</w:t>
+      </w:r>
+      <w:r>
+        <w:rPr>
+          <w:b w:val="0"/>
+        </w:rPr>
+        <w:t xml:space="preserve"> gap. What causal claim is not supported?</w:t>
+      </w:r>
+    </w:p>
+    <w:p>
+      <w:pPr>
+        <w:spacing w:line="336" w:lineRule="auto" w:after="180"/>
+      </w:pPr>
+      <w:r>
+        <w:rPr>
+          <w:b w:val="0"/>
+        </w:rPr>
         <w:t>Builder name and experiment date:</w:t>
       </w:r>
     </w:p>
@@ -157,7 +285,14 @@
       </w:r>
     </w:p>
     <w:p>
-      <w:r>
+      <w:pPr>
+        <w:spacing w:line="336" w:lineRule="auto" w:after="180"/>
+        <w:shd w:fill="F5F1FB"/>
+      </w:pPr>
+      <w:r>
+        <w:rPr>
+          <w:b w:val="0"/>
+        </w:rPr>
         <w:t>What can a pooled error rate hide?</w:t>
       </w:r>
     </w:p>
@@ -170,8 +305,26 @@
       </w:r>
     </w:p>
     <w:p>
-      <w:r>
-        <w:t>By the end, I can explain subgroup performance using a traced example and a stated limitation.</w:t>
+      <w:pPr>
+        <w:spacing w:line="336" w:lineRule="auto" w:after="180"/>
+      </w:pPr>
+      <w:r>
+        <w:rPr>
+          <w:b w:val="0"/>
+        </w:rPr>
+        <w:t xml:space="preserve">By the end, I can explain </w:t>
+      </w:r>
+      <w:r>
+        <w:rPr>
+          <w:b/>
+        </w:rPr>
+        <w:t>subgroup</w:t>
+      </w:r>
+      <w:r>
+        <w:rPr>
+          <w:b w:val="0"/>
+        </w:rPr>
+        <w:t xml:space="preserve"> performance using a traced example and a stated limitation.</w:t>
       </w:r>
     </w:p>
     <w:p>
@@ -184,6 +337,17 @@
     </w:p>
     <w:p>
       <w:r>
+        <w:t>Investigate the supplied Subgroup Performance case. Separate observations, given facts and assumptions before choosing an explanation.</w:t>
+      </w:r>
+    </w:p>
+    <w:p>
+      <w:pPr>
+        <w:spacing w:line="336" w:lineRule="auto" w:after="180"/>
+      </w:pPr>
+      <w:r>
+        <w:rPr>
+          <w:b/>
+        </w:rPr>
         <w:t>PICTURE ENTRY</w:t>
       </w:r>
     </w:p>
@@ -196,8 +360,26 @@
       </w:r>
     </w:p>
     <w:p>
-      <w:r>
-        <w:t>Begin with visible evidence; do not explain more than the picture and information support.</w:t>
+      <w:pPr>
+        <w:spacing w:line="336" w:lineRule="auto" w:after="180"/>
+      </w:pPr>
+      <w:r>
+        <w:rPr>
+          <w:b w:val="0"/>
+        </w:rPr>
+        <w:t xml:space="preserve">Begin with visible </w:t>
+      </w:r>
+      <w:r>
+        <w:rPr>
+          <w:b/>
+        </w:rPr>
+        <w:t>evidence</w:t>
+      </w:r>
+      <w:r>
+        <w:rPr>
+          <w:b w:val="0"/>
+        </w:rPr>
+        <w:t>; do not explain more than the picture and information support.</w:t>
       </w:r>
     </w:p>
     <w:p>
@@ -237,33 +419,150 @@
       </w:r>
     </w:p>
     <w:p>
-      <w:r>
-        <w:t>MYSTERY  The team must use subgroup performance to solve a model-building problem. What information do they have? What important evidence is still missing?</w:t>
-      </w:r>
-    </w:p>
-    <w:p>
-      <w:r>
+      <w:pPr>
+        <w:pStyle w:val="Heading3"/>
+      </w:pPr>
+      <w:r>
+        <w:t>Start with this puzzle</w:t>
+      </w:r>
+    </w:p>
+    <w:p>
+      <w:pPr>
+        <w:spacing w:line="336" w:lineRule="auto" w:after="180"/>
+        <w:shd w:fill="F1F6FC"/>
+      </w:pPr>
+      <w:r>
+        <w:rPr>
+          <w:b w:val="0"/>
+        </w:rPr>
+        <w:t xml:space="preserve">MYSTERY  The team must use </w:t>
+      </w:r>
+      <w:r>
+        <w:rPr>
+          <w:b/>
+        </w:rPr>
+        <w:t>subgroup</w:t>
+      </w:r>
+      <w:r>
+        <w:rPr>
+          <w:b w:val="0"/>
+        </w:rPr>
+        <w:t xml:space="preserve"> performance to solve a model-building problem. What information do they have? What important </w:t>
+      </w:r>
+      <w:r>
+        <w:rPr>
+          <w:b/>
+        </w:rPr>
+        <w:t>evidence</w:t>
+      </w:r>
+      <w:r>
+        <w:rPr>
+          <w:b w:val="0"/>
+        </w:rPr>
+        <w:t xml:space="preserve"> is still missing?</w:t>
+      </w:r>
+    </w:p>
+    <w:p>
+      <w:pPr>
+        <w:spacing w:line="336" w:lineRule="auto" w:after="180"/>
+      </w:pPr>
+      <w:r>
+        <w:rPr>
+          <w:b w:val="0"/>
+        </w:rPr>
         <w:t>Name three visible details without interpreting them.</w:t>
       </w:r>
     </w:p>
     <w:p>
-      <w:r>
+      <w:pPr>
+        <w:spacing w:line="336" w:lineRule="auto" w:after="180"/>
+      </w:pPr>
+      <w:r>
+        <w:rPr>
+          <w:b w:val="0"/>
+        </w:rPr>
         <w:t>Predict the data, model, or evaluation decision being made.</w:t>
       </w:r>
     </w:p>
     <w:p>
-      <w:r>
+      <w:pPr>
+        <w:spacing w:line="336" w:lineRule="auto" w:after="180"/>
+      </w:pPr>
+      <w:r>
+        <w:rPr>
+          <w:b w:val="0"/>
+        </w:rPr>
         <w:t>Identify one hidden assumption that could change the result.</w:t>
       </w:r>
     </w:p>
     <w:p>
-      <w:r>
-        <w:t>State what evidence would confirm or reject your prediction.</w:t>
-      </w:r>
-    </w:p>
-    <w:p>
-      <w:r>
-        <w:t>My prediction and supporting evidence:</w:t>
+      <w:pPr>
+        <w:spacing w:line="336" w:lineRule="auto" w:after="180"/>
+      </w:pPr>
+      <w:r>
+        <w:rPr>
+          <w:b w:val="0"/>
+        </w:rPr>
+        <w:t xml:space="preserve">State what </w:t>
+      </w:r>
+      <w:r>
+        <w:rPr>
+          <w:b/>
+        </w:rPr>
+        <w:t>evidence</w:t>
+      </w:r>
+      <w:r>
+        <w:rPr>
+          <w:b w:val="0"/>
+        </w:rPr>
+        <w:t xml:space="preserve"> would confirm or reject your </w:t>
+      </w:r>
+      <w:r>
+        <w:rPr>
+          <w:b/>
+        </w:rPr>
+        <w:t>prediction</w:t>
+      </w:r>
+      <w:r>
+        <w:rPr>
+          <w:b w:val="0"/>
+        </w:rPr>
+        <w:t>.</w:t>
+      </w:r>
+    </w:p>
+    <w:p>
+      <w:pPr>
+        <w:spacing w:line="336" w:lineRule="auto" w:after="180"/>
+      </w:pPr>
+      <w:r>
+        <w:rPr>
+          <w:b w:val="0"/>
+        </w:rPr>
+        <w:t xml:space="preserve">My </w:t>
+      </w:r>
+      <w:r>
+        <w:rPr>
+          <w:b/>
+        </w:rPr>
+        <w:t>prediction</w:t>
+      </w:r>
+      <w:r>
+        <w:rPr>
+          <w:b w:val="0"/>
+        </w:rPr>
+        <w:t xml:space="preserve"> and supporting </w:t>
+      </w:r>
+      <w:r>
+        <w:rPr>
+          <w:b/>
+        </w:rPr>
+        <w:t>evidence</w:t>
+      </w:r>
+      <w:r>
+        <w:rPr>
+          <w:b w:val="0"/>
+        </w:rPr>
+        <w:t>:</w:t>
       </w:r>
     </w:p>
     <w:p>
@@ -275,13 +574,71 @@
       </w:r>
     </w:p>
     <w:p>
-      <w:r>
-        <w:t>A single overall score can hide different experiences. Define relevant groups before evaluation and report counts as well as rates. This classroom exercise uses fictional sensor conditions, not personal identities. Real evaluations involving people require appropriate permissions, privacy and contextual expertise.</w:t>
-      </w:r>
-    </w:p>
-    <w:p>
-      <w:r>
-        <w:t>Use fictional classroom data throughout this investigation. Keep the task, units, reference labels and data split visible as you reason. Earlier weeks supplied the model-building process; this week examines subgroup evaluation.</w:t>
+      <w:pPr>
+        <w:spacing w:line="336" w:lineRule="auto" w:after="180"/>
+      </w:pPr>
+      <w:r>
+        <w:rPr>
+          <w:b w:val="0"/>
+        </w:rPr>
+        <w:t>A single overall score can hide different experiences. Define relevant groups before evaluation and report counts as well as rates. This classroom exercise uses fictional sensor conditions, not personal identities.</w:t>
+      </w:r>
+    </w:p>
+    <w:p>
+      <w:pPr>
+        <w:spacing w:line="336" w:lineRule="auto" w:after="180"/>
+      </w:pPr>
+      <w:r>
+        <w:rPr>
+          <w:b w:val="0"/>
+        </w:rPr>
+        <w:t>Real evaluations involving people require appropriate permissions, privacy and contextual expertise.</w:t>
+      </w:r>
+    </w:p>
+    <w:p>
+      <w:pPr>
+        <w:spacing w:line="336" w:lineRule="auto" w:after="180"/>
+      </w:pPr>
+      <w:r>
+        <w:rPr>
+          <w:b w:val="0"/>
+        </w:rPr>
+        <w:t>Use fictional classroom data throughout this investigation. Keep the task, units, reference labels and data split visible as you reason.</w:t>
+      </w:r>
+    </w:p>
+    <w:p>
+      <w:pPr>
+        <w:spacing w:line="336" w:lineRule="auto" w:after="180"/>
+      </w:pPr>
+      <w:r>
+        <w:rPr>
+          <w:b w:val="0"/>
+        </w:rPr>
+        <w:t xml:space="preserve">Earlier weeks supplied the model-building </w:t>
+      </w:r>
+      <w:r>
+        <w:rPr>
+          <w:b/>
+        </w:rPr>
+        <w:t>process</w:t>
+      </w:r>
+      <w:r>
+        <w:rPr>
+          <w:b w:val="0"/>
+        </w:rPr>
+        <w:t xml:space="preserve">; this week examines </w:t>
+      </w:r>
+      <w:r>
+        <w:rPr>
+          <w:b/>
+        </w:rPr>
+        <w:t>subgroup</w:t>
+      </w:r>
+      <w:r>
+        <w:rPr>
+          <w:b w:val="0"/>
+        </w:rPr>
+        <w:t xml:space="preserve"> evaluation.</w:t>
       </w:r>
     </w:p>
     <w:p>
@@ -294,7 +651,24 @@
     </w:p>
     <w:p>
       <w:r>
-        <w:t>ML MECHANISM</w:t>
+        <w:t>Follow the mechanism for Subgroup Performance. Connect each labelled input, deciding step and result.</w:t>
+      </w:r>
+    </w:p>
+    <w:p>
+      <w:pPr>
+        <w:spacing w:line="336" w:lineRule="auto" w:after="180"/>
+      </w:pPr>
+      <w:r>
+        <w:rPr>
+          <w:b/>
+        </w:rPr>
+        <w:t xml:space="preserve">ML </w:t>
+      </w:r>
+      <w:r>
+        <w:rPr>
+          <w:b/>
+        </w:rPr>
+        <w:t>MECHANISM</w:t>
       </w:r>
     </w:p>
     <w:p>
@@ -306,7 +680,13 @@
       </w:r>
     </w:p>
     <w:p>
-      <w:r>
+      <w:pPr>
+        <w:spacing w:line="336" w:lineRule="auto" w:after="180"/>
+      </w:pPr>
+      <w:r>
+        <w:rPr>
+          <w:b w:val="0"/>
+        </w:rPr>
         <w:t>Trace the information, fitted behavior, and evaluation proof separately.</w:t>
       </w:r>
     </w:p>
@@ -419,28 +799,112 @@
       </w:r>
     </w:p>
     <w:p>
-      <w:r>
-        <w:t>QUESTION  Calculate subgroup accuracy and recall gaps with adequate denominators.</w:t>
-      </w:r>
-    </w:p>
-    <w:p>
-      <w:r>
+      <w:pPr>
+        <w:pStyle w:val="Heading3"/>
+      </w:pPr>
+      <w:r>
+        <w:t>Question to explain</w:t>
+      </w:r>
+    </w:p>
+    <w:p>
+      <w:pPr>
+        <w:spacing w:line="336" w:lineRule="auto" w:after="180"/>
+        <w:shd w:fill="F5F1FB"/>
+      </w:pPr>
+      <w:r>
+        <w:rPr>
+          <w:b w:val="0"/>
+        </w:rPr>
+        <w:t xml:space="preserve">QUESTION  Calculate </w:t>
+      </w:r>
+      <w:r>
+        <w:rPr>
+          <w:b/>
+        </w:rPr>
+        <w:t>subgroup</w:t>
+      </w:r>
+      <w:r>
+        <w:rPr>
+          <w:b w:val="0"/>
+        </w:rPr>
+        <w:t xml:space="preserve"> accuracy and recall gaps with adequate </w:t>
+      </w:r>
+      <w:r>
+        <w:rPr>
+          <w:b/>
+        </w:rPr>
+        <w:t>denominator</w:t>
+      </w:r>
+      <w:r>
+        <w:rPr>
+          <w:b w:val="0"/>
+        </w:rPr>
+        <w:t>s.</w:t>
+      </w:r>
+    </w:p>
+    <w:p>
+      <w:pPr>
+        <w:spacing w:line="336" w:lineRule="auto" w:after="180"/>
+      </w:pPr>
+      <w:r>
+        <w:rPr>
+          <w:b w:val="0"/>
+        </w:rPr>
         <w:t>MODEL IDEA  Overall metrics can conceal uneven behavior across meaningful conditions or user groups.</w:t>
       </w:r>
     </w:p>
     <w:p>
-      <w:r>
+      <w:pPr>
+        <w:spacing w:line="336" w:lineRule="auto" w:after="180"/>
+      </w:pPr>
+      <w:r>
+        <w:rPr>
+          <w:b w:val="0"/>
+        </w:rPr>
         <w:t>PROOF NEEDED  Use an unseen case, visible calculation, error analysis, and a stated limitation.</w:t>
       </w:r>
     </w:p>
     <w:p>
-      <w:r>
+      <w:pPr>
+        <w:pStyle w:val="Heading3"/>
+      </w:pPr>
+      <w:r>
+        <w:t>How the mechanism works</w:t>
+      </w:r>
+    </w:p>
+    <w:p>
+      <w:pPr>
+        <w:spacing w:line="336" w:lineRule="auto" w:after="180"/>
+        <w:shd w:fill="F1F6F8"/>
+      </w:pPr>
+      <w:r>
+        <w:rPr>
+          <w:b w:val="0"/>
+        </w:rPr>
         <w:t>UNDER THE HOOD  Daylight: 18/20 correct = 90%; evening: 10/20 = 50%. Accuracy gap = 90% − 50% = 40 percentage points.</w:t>
       </w:r>
     </w:p>
     <w:p>
-      <w:r>
-        <w:t>Draw a fresh data → model → prediction → evaluation trace:</w:t>
+      <w:pPr>
+        <w:spacing w:line="336" w:lineRule="auto" w:after="180"/>
+      </w:pPr>
+      <w:r>
+        <w:rPr>
+          <w:b w:val="0"/>
+        </w:rPr>
+        <w:t xml:space="preserve">Draw a fresh data → model → </w:t>
+      </w:r>
+      <w:r>
+        <w:rPr>
+          <w:b/>
+        </w:rPr>
+        <w:t>prediction</w:t>
+      </w:r>
+      <w:r>
+        <w:rPr>
+          <w:b w:val="0"/>
+        </w:rPr>
+        <w:t xml:space="preserve"> → evaluation trace:</w:t>
       </w:r>
     </w:p>
     <w:p>
@@ -452,13 +916,59 @@
       </w:r>
     </w:p>
     <w:p>
-      <w:r>
-        <w:t>Sensor group A has 2 errors in 20 examples and group B has 3 in 5. Error rates are 10 and 60 percent; pooled error is 5/25=20 percent. The group difference is 50 percentage points. B has only five examples, so its rate is sensitive to each individual result.</w:t>
-      </w:r>
-    </w:p>
-    <w:p>
-      <w:r>
-        <w:t>Before continuing, underline the decision rule and circle the evidence that supports the conclusion. Explain the example to a partner without replacing the counts or conditions with a stronger claim. Keep the distinction between an observed result and a proposed next step.</w:t>
+      <w:pPr>
+        <w:spacing w:line="336" w:lineRule="auto" w:after="180"/>
+      </w:pPr>
+      <w:r>
+        <w:rPr>
+          <w:b w:val="0"/>
+        </w:rPr>
+        <w:t>Sensor group A has 2 errors in 20 examples and group B has 3 in 5. Error rates are 10 and 60 percent; pooled error is 5/25=20 percent. The group difference is 50 percentage points.</w:t>
+      </w:r>
+    </w:p>
+    <w:p>
+      <w:pPr>
+        <w:spacing w:line="336" w:lineRule="auto" w:after="180"/>
+      </w:pPr>
+      <w:r>
+        <w:rPr>
+          <w:b w:val="0"/>
+        </w:rPr>
+        <w:t>B has only five examples, so its rate is sensitive to each individual result.</w:t>
+      </w:r>
+    </w:p>
+    <w:p>
+      <w:pPr>
+        <w:spacing w:line="336" w:lineRule="auto" w:after="180"/>
+      </w:pPr>
+      <w:r>
+        <w:rPr>
+          <w:b w:val="0"/>
+        </w:rPr>
+        <w:t xml:space="preserve">Before continuing, underline the decision rule and circle the </w:t>
+      </w:r>
+      <w:r>
+        <w:rPr>
+          <w:b/>
+        </w:rPr>
+        <w:t>evidence</w:t>
+      </w:r>
+      <w:r>
+        <w:rPr>
+          <w:b w:val="0"/>
+        </w:rPr>
+        <w:t xml:space="preserve"> that supports the conclusion. Explain the example to a partner without replacing the counts or conditions with a stronger claim.</w:t>
+      </w:r>
+    </w:p>
+    <w:p>
+      <w:pPr>
+        <w:spacing w:line="336" w:lineRule="auto" w:after="180"/>
+      </w:pPr>
+      <w:r>
+        <w:rPr>
+          <w:b w:val="0"/>
+        </w:rPr>
+        <w:t>Keep the distinction between an observed result and a proposed next step.</w:t>
       </w:r>
     </w:p>
     <w:p>
@@ -470,8 +980,26 @@
       </w:r>
     </w:p>
     <w:p>
-      <w:r>
-        <w:t>Point to the input, the deciding step and the result in this week’s visual. Explain the same step in ordinary words. A picture helps when you can say what each part represents.</w:t>
+      <w:pPr>
+        <w:spacing w:line="336" w:lineRule="auto" w:after="180"/>
+      </w:pPr>
+      <w:r>
+        <w:rPr>
+          <w:b w:val="0"/>
+        </w:rPr>
+        <w:t xml:space="preserve">Point to the </w:t>
+      </w:r>
+      <w:r>
+        <w:rPr>
+          <w:b/>
+        </w:rPr>
+        <w:t>input</w:t>
+      </w:r>
+      <w:r>
+        <w:rPr>
+          <w:b w:val="0"/>
+        </w:rPr>
+        <w:t>, the deciding step and the result in this week’s visual. Explain the same step in ordinary words. A picture helps when you can say what each part represents.</w:t>
       </w:r>
     </w:p>
     <w:p>
@@ -484,6 +1012,17 @@
     </w:p>
     <w:p>
       <w:r>
+        <w:t>Compare the supplied cases for Subgroup Performance. Identify the detail that changes the conclusion.</w:t>
+      </w:r>
+    </w:p>
+    <w:p>
+      <w:pPr>
+        <w:spacing w:line="336" w:lineRule="auto" w:after="180"/>
+      </w:pPr>
+      <w:r>
+        <w:rPr>
+          <w:b/>
+        </w:rPr>
         <w:t>EVALUATION DESIGN</w:t>
       </w:r>
     </w:p>
@@ -496,7 +1035,13 @@
       </w:r>
     </w:p>
     <w:p>
-      <w:r>
+      <w:pPr>
+        <w:spacing w:line="336" w:lineRule="auto" w:after="180"/>
+      </w:pPr>
+      <w:r>
+        <w:rPr>
+          <w:b w:val="0"/>
+        </w:rPr>
         <w:t>A system is not understood until it survives more than one comfortable example.</w:t>
       </w:r>
     </w:p>
@@ -645,32 +1190,103 @@
       </w:r>
     </w:p>
     <w:p>
-      <w:r>
+      <w:pPr>
+        <w:spacing w:line="336" w:lineRule="auto" w:after="180"/>
+      </w:pPr>
+      <w:r>
+        <w:rPr>
+          <w:b w:val="0"/>
+        </w:rPr>
         <w:t>NORMAL  Expected data and expected behavior.</w:t>
       </w:r>
     </w:p>
     <w:p>
-      <w:r>
-        <w:t>BOUNDARY  Value close to a threshold, ambiguous label, or uncertain prediction.</w:t>
-      </w:r>
-    </w:p>
-    <w:p>
-      <w:r>
+      <w:pPr>
+        <w:pStyle w:val="Heading3"/>
+      </w:pPr>
+      <w:r>
+        <w:t>Keep this boundary clear</w:t>
+      </w:r>
+    </w:p>
+    <w:p>
+      <w:pPr>
+        <w:spacing w:line="336" w:lineRule="auto" w:after="180"/>
+        <w:shd w:fill="FFF5E6"/>
+      </w:pPr>
+      <w:r>
+        <w:rPr>
+          <w:b w:val="0"/>
+        </w:rPr>
+        <w:t xml:space="preserve">BOUNDARY  Value close to a threshold, ambiguous label, or uncertain </w:t>
+      </w:r>
+      <w:r>
+        <w:rPr>
+          <w:b/>
+        </w:rPr>
+        <w:t>prediction</w:t>
+      </w:r>
+      <w:r>
+        <w:rPr>
+          <w:b w:val="0"/>
+        </w:rPr>
+        <w:t>.</w:t>
+      </w:r>
+    </w:p>
+    <w:p>
+      <w:pPr>
+        <w:spacing w:line="336" w:lineRule="auto" w:after="180"/>
+      </w:pPr>
+      <w:r>
+        <w:rPr>
+          <w:b w:val="0"/>
+        </w:rPr>
         <w:t>MISSING  Necessary field, label, source, or measurement is unavailable.</w:t>
       </w:r>
     </w:p>
     <w:p>
-      <w:r>
-        <w:t>SHIFTED  New lighting, species, device, subgroup, or time condition.</w:t>
-      </w:r>
-    </w:p>
-    <w:p>
-      <w:r>
+      <w:pPr>
+        <w:spacing w:line="336" w:lineRule="auto" w:after="180"/>
+      </w:pPr>
+      <w:r>
+        <w:rPr>
+          <w:b w:val="0"/>
+        </w:rPr>
+        <w:t xml:space="preserve">SHIFTED  New lighting, species, device, </w:t>
+      </w:r>
+      <w:r>
+        <w:rPr>
+          <w:b/>
+        </w:rPr>
+        <w:t>subgroup</w:t>
+      </w:r>
+      <w:r>
+        <w:rPr>
+          <w:b w:val="0"/>
+        </w:rPr>
+        <w:t>, or time condition.</w:t>
+      </w:r>
+    </w:p>
+    <w:p>
+      <w:pPr>
+        <w:spacing w:line="336" w:lineRule="auto" w:after="180"/>
+        <w:shd w:fill="FFF5E6"/>
+      </w:pPr>
+      <w:r>
+        <w:rPr>
+          <w:b w:val="0"/>
+        </w:rPr>
         <w:t>RELEASE RULE  Passing one case never proves generalization. Predefine expected behavior for all four categories.</w:t>
       </w:r>
     </w:p>
     <w:p>
-      <w:r>
+      <w:pPr>
+        <w:spacing w:line="336" w:lineRule="auto" w:after="180"/>
+        <w:shd w:fill="F5F1FB"/>
+      </w:pPr>
+      <w:r>
+        <w:rPr>
+          <w:b w:val="0"/>
+        </w:rPr>
         <w:t>Which case most threatens today's claim, and why?</w:t>
       </w:r>
     </w:p>
@@ -683,18 +1299,81 @@
       </w:r>
     </w:p>
     <w:p>
-      <w:r>
+      <w:pPr>
+        <w:pStyle w:val="Heading3"/>
+      </w:pPr>
+      <w:r>
+        <w:t>Change one thing</w:t>
+      </w:r>
+    </w:p>
+    <w:p>
+      <w:pPr>
+        <w:spacing w:line="336" w:lineRule="auto" w:after="180"/>
+        <w:shd w:fill="F5F1FB"/>
+      </w:pPr>
+      <w:r>
+        <w:rPr>
+          <w:b w:val="0"/>
+        </w:rPr>
         <w:t>Change: Shade gains5 new cases with no errors.</w:t>
       </w:r>
     </w:p>
     <w:p>
-      <w:r>
-        <w:t>Prediction: Shade error becomes3/10=30%; pooled error becomes5/30≈16.7%.</w:t>
-      </w:r>
-    </w:p>
-    <w:p>
-      <w:r>
-        <w:t>Reason: Extra evaluated cases change denominators; existing errors have not disappeared.</w:t>
+      <w:pPr>
+        <w:pStyle w:val="Heading3"/>
+      </w:pPr>
+      <w:r>
+        <w:t>Predicted result</w:t>
+      </w:r>
+    </w:p>
+    <w:p>
+      <w:pPr>
+        <w:spacing w:line="336" w:lineRule="auto" w:after="180"/>
+        <w:shd w:fill="F1F6FC"/>
+      </w:pPr>
+      <w:r>
+        <w:rPr>
+          <w:b/>
+        </w:rPr>
+        <w:t>Prediction</w:t>
+      </w:r>
+      <w:r>
+        <w:rPr>
+          <w:b w:val="0"/>
+        </w:rPr>
+        <w:t>: Shade error becomes3/10=30%; pooled error becomes5/30≈16.7%.</w:t>
+      </w:r>
+    </w:p>
+    <w:p>
+      <w:pPr>
+        <w:pStyle w:val="Heading3"/>
+      </w:pPr>
+      <w:r>
+        <w:t>Why the result follows</w:t>
+      </w:r>
+    </w:p>
+    <w:p>
+      <w:pPr>
+        <w:spacing w:line="336" w:lineRule="auto" w:after="180"/>
+        <w:shd w:fill="F1F6FC"/>
+      </w:pPr>
+      <w:r>
+        <w:rPr>
+          <w:b w:val="0"/>
+        </w:rPr>
+        <w:t xml:space="preserve">Reason: Extra evaluated cases change </w:t>
+      </w:r>
+      <w:r>
+        <w:rPr>
+          <w:b/>
+        </w:rPr>
+        <w:t>denominator</w:t>
+      </w:r>
+      <w:r>
+        <w:rPr>
+          <w:b w:val="0"/>
+        </w:rPr>
+        <w:t>s; existing errors have not disappeared.</w:t>
       </w:r>
     </w:p>
     <w:p>
@@ -707,6 +1386,17 @@
     </w:p>
     <w:p>
       <w:r>
+        <w:t>Use the vocabulary of Subgroup Performance to explain a concrete decision, rather than only memorising definitions.</w:t>
+      </w:r>
+    </w:p>
+    <w:p>
+      <w:pPr>
+        <w:spacing w:line="336" w:lineRule="auto" w:after="180"/>
+      </w:pPr>
+      <w:r>
+        <w:rPr>
+          <w:b/>
+        </w:rPr>
         <w:t>VOCABULARY</w:t>
       </w:r>
     </w:p>
@@ -719,7 +1409,13 @@
       </w:r>
     </w:p>
     <w:p>
-      <w:r>
+      <w:pPr>
+        <w:spacing w:line="336" w:lineRule="auto" w:after="180"/>
+      </w:pPr>
+      <w:r>
+        <w:rPr>
+          <w:b w:val="0"/>
+        </w:rPr>
         <w:t>A definition matters when it lets you interpret a new dataset, model, or result.</w:t>
       </w:r>
     </w:p>
@@ -1035,12 +1731,37 @@
       </w:tr>
     </w:tbl>
     <w:p>
-      <w:r>
-        <w:t>MISCONCEPTION TO REPAIR  A good overall result guarantees acceptable performance for every subgroup.</w:t>
-      </w:r>
-    </w:p>
-    <w:p>
-      <w:r>
+      <w:pPr>
+        <w:spacing w:line="336" w:lineRule="auto" w:after="180"/>
+        <w:shd w:fill="FFF5E6"/>
+      </w:pPr>
+      <w:r>
+        <w:rPr>
+          <w:b w:val="0"/>
+        </w:rPr>
+        <w:t xml:space="preserve">MISCONCEPTION TO REPAIR  A good overall result guarantees acceptable performance for every </w:t>
+      </w:r>
+      <w:r>
+        <w:rPr>
+          <w:b/>
+        </w:rPr>
+        <w:t>subgroup</w:t>
+      </w:r>
+      <w:r>
+        <w:rPr>
+          <w:b w:val="0"/>
+        </w:rPr>
+        <w:t>.</w:t>
+      </w:r>
+    </w:p>
+    <w:p>
+      <w:pPr>
+        <w:spacing w:line="336" w:lineRule="auto" w:after="180"/>
+      </w:pPr>
+      <w:r>
+        <w:rPr>
+          <w:b w:val="0"/>
+        </w:rPr>
         <w:t>Repair the claim using a definition, calculation, or test record:</w:t>
       </w:r>
     </w:p>
@@ -1186,7 +1907,24 @@
     </w:p>
     <w:p>
       <w:r>
-        <w:t>WORKED EVIDENCE</w:t>
+        <w:t>Follow the worked trace for Subgroup Performance, predict a step, then compare with its explanation.</w:t>
+      </w:r>
+    </w:p>
+    <w:p>
+      <w:pPr>
+        <w:spacing w:line="336" w:lineRule="auto" w:after="180"/>
+      </w:pPr>
+      <w:r>
+        <w:rPr>
+          <w:b/>
+        </w:rPr>
+        <w:t xml:space="preserve">WORKED </w:t>
+      </w:r>
+      <w:r>
+        <w:rPr>
+          <w:b/>
+        </w:rPr>
+        <w:t>EVIDENCE</w:t>
       </w:r>
     </w:p>
     <w:p>
@@ -1198,8 +1936,26 @@
       </w:r>
     </w:p>
     <w:p>
-      <w:r>
-        <w:t>Predict first. Then check each step. A correct answer without visible evidence cannot be audited.</w:t>
+      <w:pPr>
+        <w:spacing w:line="336" w:lineRule="auto" w:after="180"/>
+      </w:pPr>
+      <w:r>
+        <w:rPr>
+          <w:b w:val="0"/>
+        </w:rPr>
+        <w:t xml:space="preserve">Predict first. Then check each step. A correct answer without visible </w:t>
+      </w:r>
+      <w:r>
+        <w:rPr>
+          <w:b/>
+        </w:rPr>
+        <w:t>evidence</w:t>
+      </w:r>
+      <w:r>
+        <w:rPr>
+          <w:b w:val="0"/>
+        </w:rPr>
+        <w:t xml:space="preserve"> cannot be audited.</w:t>
       </w:r>
     </w:p>
     <w:p>
@@ -1239,33 +1995,142 @@
       </w:r>
     </w:p>
     <w:p>
-      <w:r>
+      <w:pPr>
+        <w:pStyle w:val="Heading3"/>
+      </w:pPr>
+      <w:r>
+        <w:t>Step 1</w:t>
+      </w:r>
+    </w:p>
+    <w:p>
+      <w:pPr>
+        <w:spacing w:line="336" w:lineRule="auto" w:after="180"/>
+        <w:shd w:fill="F4F9FC"/>
+      </w:pPr>
+      <w:r>
+        <w:rPr>
+          <w:b w:val="0"/>
+        </w:rPr>
         <w:t>STEP 1  Daylight: 18/20 correct = 90%; evening: 10/20 = 50%.</w:t>
       </w:r>
     </w:p>
     <w:p>
-      <w:r>
+      <w:pPr>
+        <w:pStyle w:val="Heading3"/>
+      </w:pPr>
+      <w:r>
+        <w:t>Step 2</w:t>
+      </w:r>
+    </w:p>
+    <w:p>
+      <w:pPr>
+        <w:spacing w:line="336" w:lineRule="auto" w:after="180"/>
+        <w:shd w:fill="F4F9FC"/>
+      </w:pPr>
+      <w:r>
+        <w:rPr>
+          <w:b w:val="0"/>
+        </w:rPr>
         <w:t>STEP 2  Accuracy gap = 90% − 50% = 40 percentage points.</w:t>
       </w:r>
     </w:p>
     <w:p>
-      <w:r>
-        <w:t>STEP 3  Evening spotted recall is 4/10 = 40%, versus daylight 8/10 = 80%.</w:t>
-      </w:r>
-    </w:p>
-    <w:p>
-      <w:r>
+      <w:pPr>
+        <w:pStyle w:val="Heading3"/>
+      </w:pPr>
+      <w:r>
+        <w:t>Step 3</w:t>
+      </w:r>
+    </w:p>
+    <w:p>
+      <w:pPr>
+        <w:spacing w:line="336" w:lineRule="auto" w:after="180"/>
+        <w:shd w:fill="F4F9FC"/>
+      </w:pPr>
+      <w:r>
+        <w:rPr>
+          <w:b w:val="0"/>
+        </w:rPr>
+        <w:t xml:space="preserve">STEP 3  Evening spotted recall is 4/10 = 40%, versus daylight 8/10 = </w:t>
+      </w:r>
+      <w:r>
+        <w:rPr>
+          <w:b/>
+        </w:rPr>
+        <w:t>80%</w:t>
+      </w:r>
+      <w:r>
+        <w:rPr>
+          <w:b w:val="0"/>
+        </w:rPr>
+        <w:t>.</w:t>
+      </w:r>
+    </w:p>
+    <w:p>
+      <w:pPr>
+        <w:pStyle w:val="Heading3"/>
+      </w:pPr>
+      <w:r>
+        <w:t>Step 4</w:t>
+      </w:r>
+    </w:p>
+    <w:p>
+      <w:pPr>
+        <w:spacing w:line="336" w:lineRule="auto" w:after="180"/>
+        <w:shd w:fill="F4F9FC"/>
+      </w:pPr>
+      <w:r>
+        <w:rPr>
+          <w:b w:val="0"/>
+        </w:rPr>
         <w:t>STEP 4  Inspect representation and image quality; report counts and uncertainty before repairing.</w:t>
       </w:r>
     </w:p>
     <w:p>
-      <w:r>
-        <w:t>CHECK  Verify the denominator, unit, split, class definition, and data version before interpreting a score.</w:t>
-      </w:r>
-    </w:p>
-    <w:p>
-      <w:r>
-        <w:t>Recalculate, retrace, or restate the evidence independently:</w:t>
+      <w:pPr>
+        <w:spacing w:line="336" w:lineRule="auto" w:after="180"/>
+        <w:shd w:fill="EDF7F3"/>
+      </w:pPr>
+      <w:r>
+        <w:rPr>
+          <w:b w:val="0"/>
+        </w:rPr>
+        <w:t xml:space="preserve">CHECK  Verify the </w:t>
+      </w:r>
+      <w:r>
+        <w:rPr>
+          <w:b/>
+        </w:rPr>
+        <w:t>denominator</w:t>
+      </w:r>
+      <w:r>
+        <w:rPr>
+          <w:b w:val="0"/>
+        </w:rPr>
+        <w:t>, unit, split, class definition, and data version before interpreting a score.</w:t>
+      </w:r>
+    </w:p>
+    <w:p>
+      <w:pPr>
+        <w:spacing w:line="336" w:lineRule="auto" w:after="180"/>
+      </w:pPr>
+      <w:r>
+        <w:rPr>
+          <w:b w:val="0"/>
+        </w:rPr>
+        <w:t xml:space="preserve">Recalculate, retrace, or restate the </w:t>
+      </w:r>
+      <w:r>
+        <w:rPr>
+          <w:b/>
+        </w:rPr>
+        <w:t>evidence</w:t>
+      </w:r>
+      <w:r>
+        <w:rPr>
+          <w:b w:val="0"/>
+        </w:rPr>
+        <w:t xml:space="preserve"> independently:</w:t>
       </w:r>
     </w:p>
     <w:p>
@@ -1469,7 +2334,13 @@
       </w:r>
     </w:p>
     <w:p>
-      <w:r>
+      <w:pPr>
+        <w:spacing w:line="336" w:lineRule="auto" w:after="180"/>
+      </w:pPr>
+      <w:r>
+        <w:rPr>
+          <w:b w:val="0"/>
+        </w:rPr>
         <w:t>Cover the result before checking it. Say what is given, choose the procedure, and follow one step at a time. Then uncover the result and explain your first mismatch. Ask why a step is allowed, not only what number it produces.</w:t>
       </w:r>
     </w:p>
@@ -1482,8 +2353,26 @@
       </w:r>
     </w:p>
     <w:p>
-      <w:r>
-        <w:t>Calculate subgroup and pooled error rates without letting the larger group hide a gap.</w:t>
+      <w:pPr>
+        <w:spacing w:line="336" w:lineRule="auto" w:after="180"/>
+      </w:pPr>
+      <w:r>
+        <w:rPr>
+          <w:b w:val="0"/>
+        </w:rPr>
+        <w:t xml:space="preserve">Calculate </w:t>
+      </w:r>
+      <w:r>
+        <w:rPr>
+          <w:b/>
+        </w:rPr>
+        <w:t>subgroup</w:t>
+      </w:r>
+      <w:r>
+        <w:rPr>
+          <w:b w:val="0"/>
+        </w:rPr>
+        <w:t xml:space="preserve"> and pooled error rates without letting the larger group hide a gap.</w:t>
       </w:r>
     </w:p>
     <w:p>
@@ -1495,13 +2384,55 @@
       </w:r>
     </w:p>
     <w:p>
-      <w:r>
+      <w:pPr>
+        <w:pStyle w:val="Heading3"/>
+      </w:pPr>
+      <w:r>
+        <w:t>Supplied facts</w:t>
+      </w:r>
+    </w:p>
+    <w:p>
+      <w:pPr>
+        <w:spacing w:line="336" w:lineRule="auto" w:after="180"/>
+        <w:shd w:fill="F1F6FC"/>
+      </w:pPr>
+      <w:r>
+        <w:rPr>
+          <w:b w:val="0"/>
+        </w:rPr>
         <w:t>Group Sun: 2 errors in20 photos; Shade: 3 errors in5. Same error definition; related plant views are documented.</w:t>
       </w:r>
     </w:p>
     <w:p>
-      <w:r>
-        <w:t>All inputs and outcomes in this worked example are invented classroom data; no real model run is claimed.</w:t>
+      <w:pPr>
+        <w:pStyle w:val="Heading3"/>
+      </w:pPr>
+      <w:r>
+        <w:t>Supplied facts</w:t>
+      </w:r>
+    </w:p>
+    <w:p>
+      <w:pPr>
+        <w:spacing w:line="336" w:lineRule="auto" w:after="180"/>
+        <w:shd w:fill="F1F6FC"/>
+      </w:pPr>
+      <w:r>
+        <w:rPr>
+          <w:b w:val="0"/>
+        </w:rPr>
+        <w:t xml:space="preserve">All </w:t>
+      </w:r>
+      <w:r>
+        <w:rPr>
+          <w:b/>
+        </w:rPr>
+        <w:t>input</w:t>
+      </w:r>
+      <w:r>
+        <w:rPr>
+          <w:b w:val="0"/>
+        </w:rPr>
+        <w:t>s and outcomes in this worked example are invented classroom data; no real model run is claimed.</w:t>
       </w:r>
     </w:p>
     <w:p>
@@ -1700,30 +2631,162 @@
       </w:r>
     </w:p>
     <w:p>
-      <w:r>
-        <w:t>Read the picture in order. Total error=5/25=20%, which hides the 50-percentage-point subgroup difference. The arrows show which recorded input or intermediate result each decision uses. Explain the deciding step aloud before checking the changed case; pointing to the final answer alone does not show how it follows.</w:t>
-      </w:r>
-    </w:p>
-    <w:p>
       <w:pPr>
         <w:pStyle w:val="Heading3"/>
       </w:pPr>
       <w:r>
+        <w:t>Why the result follows</w:t>
+      </w:r>
+    </w:p>
+    <w:p>
+      <w:pPr>
+        <w:spacing w:line="336" w:lineRule="auto" w:after="180"/>
+        <w:shd w:fill="F1F6FC"/>
+      </w:pPr>
+      <w:r>
+        <w:rPr>
+          <w:b w:val="0"/>
+        </w:rPr>
+        <w:t xml:space="preserve">Read the picture in order. Total error=5/25=20%, which hides the 50-percentage-point </w:t>
+      </w:r>
+      <w:r>
+        <w:rPr>
+          <w:b/>
+        </w:rPr>
+        <w:t>subgroup</w:t>
+      </w:r>
+      <w:r>
+        <w:rPr>
+          <w:b w:val="0"/>
+        </w:rPr>
+        <w:t xml:space="preserve"> difference. The arrows show which recorded </w:t>
+      </w:r>
+      <w:r>
+        <w:rPr>
+          <w:b/>
+        </w:rPr>
+        <w:t>input</w:t>
+      </w:r>
+      <w:r>
+        <w:rPr>
+          <w:b w:val="0"/>
+        </w:rPr>
+        <w:t xml:space="preserve"> or intermediate result each decision uses.</w:t>
+      </w:r>
+    </w:p>
+    <w:p>
+      <w:pPr>
+        <w:spacing w:line="336" w:lineRule="auto" w:after="180"/>
+        <w:shd w:fill="F1F6FC"/>
+      </w:pPr>
+      <w:r>
+        <w:rPr>
+          <w:b w:val="0"/>
+        </w:rPr>
+        <w:t>Explain the deciding step aloud before checking the changed case; pointing to the final answer alone does not show how it follows.</w:t>
+      </w:r>
+    </w:p>
+    <w:p>
+      <w:pPr>
+        <w:pStyle w:val="Heading3"/>
+      </w:pPr>
+      <w:r>
         <w:t>What this example does not establish</w:t>
       </w:r>
     </w:p>
     <w:p>
-      <w:r>
-        <w:t>Small subgroup samples have high variability. An observed gap does not by itself establish discrimination or a causal explanation.</w:t>
-      </w:r>
-    </w:p>
-    <w:p>
-      <w:r>
-        <w:t>Read the labelled picture: Why should the report retain subgroup rates alongside the total? Point to the relevant step in the picture, then write the changed result and the rule or evidence that supports it.</w:t>
-      </w:r>
-    </w:p>
-    <w:p>
-      <w:r>
+      <w:pPr>
+        <w:pStyle w:val="Heading3"/>
+      </w:pPr>
+      <w:r>
+        <w:t>Keep the stated limit</w:t>
+      </w:r>
+    </w:p>
+    <w:p>
+      <w:pPr>
+        <w:spacing w:line="336" w:lineRule="auto" w:after="180"/>
+        <w:shd w:fill="FFF5E6"/>
+      </w:pPr>
+      <w:r>
+        <w:rPr>
+          <w:b w:val="0"/>
+        </w:rPr>
+        <w:t xml:space="preserve">Small </w:t>
+      </w:r>
+      <w:r>
+        <w:rPr>
+          <w:b/>
+        </w:rPr>
+        <w:t>subgroup</w:t>
+      </w:r>
+      <w:r>
+        <w:rPr>
+          <w:b w:val="0"/>
+        </w:rPr>
+        <w:t xml:space="preserve"> samples have high variability. An observed gap does not by itself establish discrimination or a causal explanation.</w:t>
+      </w:r>
+    </w:p>
+    <w:p>
+      <w:pPr>
+        <w:pStyle w:val="Heading3"/>
+      </w:pPr>
+      <w:r>
+        <w:t>Keep the stated limit</w:t>
+      </w:r>
+    </w:p>
+    <w:p>
+      <w:pPr>
+        <w:spacing w:line="336" w:lineRule="auto" w:after="180"/>
+        <w:shd w:fill="FFF5E6"/>
+      </w:pPr>
+      <w:r>
+        <w:rPr>
+          <w:b w:val="0"/>
+        </w:rPr>
+        <w:t xml:space="preserve">Read the labelled picture: Why should the report retain </w:t>
+      </w:r>
+      <w:r>
+        <w:rPr>
+          <w:b/>
+        </w:rPr>
+        <w:t>subgroup</w:t>
+      </w:r>
+      <w:r>
+        <w:rPr>
+          <w:b w:val="0"/>
+        </w:rPr>
+        <w:t xml:space="preserve"> rates alongside the total? Point to the relevant step in the picture, then write the changed result and the rule or </w:t>
+      </w:r>
+      <w:r>
+        <w:rPr>
+          <w:b/>
+        </w:rPr>
+        <w:t>evidence</w:t>
+      </w:r>
+      <w:r>
+        <w:rPr>
+          <w:b w:val="0"/>
+        </w:rPr>
+        <w:t xml:space="preserve"> that supports it.</w:t>
+      </w:r>
+    </w:p>
+    <w:p>
+      <w:pPr>
+        <w:pStyle w:val="Heading3"/>
+      </w:pPr>
+      <w:r>
+        <w:t>Keep the stated limit</w:t>
+      </w:r>
+    </w:p>
+    <w:p>
+      <w:pPr>
+        <w:spacing w:line="336" w:lineRule="auto" w:after="180"/>
+        <w:shd w:fill="FFF5E6"/>
+      </w:pPr>
+      <w:r>
+        <w:rPr>
+          <w:b w:val="0"/>
+        </w:rPr>
         <w:t>Change one thing: Shade gains5 new cases with no errors. Predict the result before checking the explanation. What remains the same?</w:t>
       </w:r>
     </w:p>
@@ -1737,6 +2800,26 @@
     </w:p>
     <w:p>
       <w:r>
+        <w:t>Find the unsupported step in the Subgroup Performance claim and explain a repair using the supplied evidence.</w:t>
+      </w:r>
+    </w:p>
+    <w:p>
+      <w:pPr>
+        <w:pStyle w:val="Heading3"/>
+      </w:pPr>
+      <w:r>
+        <w:t>Find the first error</w:t>
+      </w:r>
+    </w:p>
+    <w:p>
+      <w:pPr>
+        <w:spacing w:line="336" w:lineRule="auto" w:after="180"/>
+        <w:shd w:fill="FFF5E6"/>
+      </w:pPr>
+      <w:r>
+        <w:rPr>
+          <w:b w:val="0"/>
+        </w:rPr>
         <w:t>ERROR DETECTIVE</w:t>
       </w:r>
     </w:p>
@@ -1749,7 +2832,13 @@
       </w:r>
     </w:p>
     <w:p>
-      <w:r>
+      <w:pPr>
+        <w:spacing w:line="336" w:lineRule="auto" w:after="180"/>
+      </w:pPr>
+      <w:r>
+        <w:rPr>
+          <w:b w:val="0"/>
+        </w:rPr>
         <w:t>Do not patch the answer. Find the earliest unsupported assumption, data problem, or experiment error.</w:t>
       </w:r>
     </w:p>
@@ -2000,12 +3089,37 @@
       </w:tr>
     </w:tbl>
     <w:p>
-      <w:r>
-        <w:t>CLAIM TO CHALLENGE  A good overall result guarantees acceptable performance for every subgroup.</w:t>
-      </w:r>
-    </w:p>
-    <w:p>
-      <w:r>
+      <w:pPr>
+        <w:spacing w:line="336" w:lineRule="auto" w:after="180"/>
+        <w:shd w:fill="FFF5E6"/>
+      </w:pPr>
+      <w:r>
+        <w:rPr>
+          <w:b w:val="0"/>
+        </w:rPr>
+        <w:t xml:space="preserve">CLAIM TO CHALLENGE  A good overall result guarantees acceptable performance for every </w:t>
+      </w:r>
+      <w:r>
+        <w:rPr>
+          <w:b/>
+        </w:rPr>
+        <w:t>subgroup</w:t>
+      </w:r>
+      <w:r>
+        <w:rPr>
+          <w:b w:val="0"/>
+        </w:rPr>
+        <w:t>.</w:t>
+      </w:r>
+    </w:p>
+    <w:p>
+      <w:pPr>
+        <w:spacing w:line="336" w:lineRule="auto" w:after="180"/>
+      </w:pPr>
+      <w:r>
+        <w:rPr>
+          <w:b w:val="0"/>
+        </w:rPr>
         <w:t>Diagnose one cause and name the cleanest next experiment:</w:t>
       </w:r>
     </w:p>
@@ -2018,15 +3132,42 @@
       </w:r>
     </w:p>
     <w:p>
-      <w:r>
-        <w:t>Equal error rates alone do not establish fairness, and unequal rates alone do not identify discrimination or a cause. Groups may differ in base rates, label quality or conditions. Use results to ask better questions and plan review rather than label a group as inherently difficult.</w:t>
-      </w:r>
-    </w:p>
-    <w:p>
       <w:pPr>
         <w:pStyle w:val="Heading3"/>
       </w:pPr>
       <w:r>
+        <w:t>Check the claim against the facts</w:t>
+      </w:r>
+    </w:p>
+    <w:p>
+      <w:pPr>
+        <w:spacing w:line="336" w:lineRule="auto" w:after="180"/>
+        <w:shd w:fill="FFF5E6"/>
+      </w:pPr>
+      <w:r>
+        <w:rPr>
+          <w:b w:val="0"/>
+        </w:rPr>
+        <w:t>Equal error rates alone do not establish fairness, and unequal rates alone do not identify discrimination or a cause. Groups may differ in base rates, label quality or conditions.</w:t>
+      </w:r>
+    </w:p>
+    <w:p>
+      <w:pPr>
+        <w:spacing w:line="336" w:lineRule="auto" w:after="180"/>
+        <w:shd w:fill="FFF5E6"/>
+      </w:pPr>
+      <w:r>
+        <w:rPr>
+          <w:b w:val="0"/>
+        </w:rPr>
+        <w:t>Use results to ask better questions and plan review rather than label a group as inherently difficult.</w:t>
+      </w:r>
+    </w:p>
+    <w:p>
+      <w:pPr>
+        <w:pStyle w:val="Heading3"/>
+      </w:pPr>
+      <w:r>
         <w:t>Why does equal accuracy not settle whether use is fair?</w:t>
       </w:r>
     </w:p>
@@ -2060,6 +3201,17 @@
     </w:p>
     <w:p>
       <w:r>
+        <w:t>Practise Subgroup Performance with support, then explain the deciding step in your own words.</w:t>
+      </w:r>
+    </w:p>
+    <w:p>
+      <w:pPr>
+        <w:spacing w:line="336" w:lineRule="auto" w:after="180"/>
+      </w:pPr>
+      <w:r>
+        <w:rPr>
+          <w:b/>
+        </w:rPr>
         <w:t>ML STUDIO</w:t>
       </w:r>
     </w:p>
@@ -2072,7 +3224,13 @@
       </w:r>
     </w:p>
     <w:p>
-      <w:r>
+      <w:pPr>
+        <w:spacing w:line="336" w:lineRule="auto" w:after="180"/>
+      </w:pPr>
+      <w:r>
+        <w:rPr>
+          <w:b w:val="0"/>
+        </w:rPr>
         <w:t>A trustworthy result can be reproduced from the recorded data, code, settings, and evaluation rule.</w:t>
       </w:r>
     </w:p>
@@ -2121,37 +3279,130 @@
       </w:r>
     </w:p>
     <w:p>
-      <w:r>
+      <w:pPr>
+        <w:pStyle w:val="Heading3"/>
+      </w:pPr>
+      <w:r>
+        <w:t>Question to explain</w:t>
+      </w:r>
+    </w:p>
+    <w:p>
+      <w:pPr>
+        <w:spacing w:line="336" w:lineRule="auto" w:after="180"/>
+        <w:shd w:fill="F5F1FB"/>
+      </w:pPr>
+      <w:r>
+        <w:rPr>
+          <w:b w:val="0"/>
+        </w:rPr>
         <w:t>QUESTION + intended use + success threshold</w:t>
       </w:r>
     </w:p>
     <w:p>
-      <w:r>
+      <w:pPr>
+        <w:spacing w:line="336" w:lineRule="auto" w:after="180"/>
+      </w:pPr>
+      <w:r>
+        <w:rPr>
+          <w:b w:val="0"/>
+        </w:rPr>
         <w:t>DATA version + grouped split + leakage check</w:t>
       </w:r>
     </w:p>
     <w:p>
-      <w:r>
-        <w:t>CODE/preprocessing + features + model + settings + seed</w:t>
-      </w:r>
-    </w:p>
-    <w:p>
-      <w:r>
-        <w:t>METRICS + positive class + units + denominators</w:t>
-      </w:r>
-    </w:p>
-    <w:p>
-      <w:r>
-        <w:t>PREDICTIONS + errors + subgroup slices + limitations</w:t>
-      </w:r>
-    </w:p>
-    <w:p>
-      <w:r>
+      <w:pPr>
+        <w:spacing w:line="336" w:lineRule="auto" w:after="180"/>
+      </w:pPr>
+      <w:r>
+        <w:rPr>
+          <w:b w:val="0"/>
+        </w:rPr>
+        <w:t>CODE/pre</w:t>
+      </w:r>
+      <w:r>
+        <w:rPr>
+          <w:b/>
+        </w:rPr>
+        <w:t>process</w:t>
+      </w:r>
+      <w:r>
+        <w:rPr>
+          <w:b w:val="0"/>
+        </w:rPr>
+        <w:t>ing + features + model + settings + seed</w:t>
+      </w:r>
+    </w:p>
+    <w:p>
+      <w:pPr>
+        <w:spacing w:line="336" w:lineRule="auto" w:after="180"/>
+      </w:pPr>
+      <w:r>
+        <w:rPr>
+          <w:b w:val="0"/>
+        </w:rPr>
+        <w:t xml:space="preserve">METRICS + positive class + units + </w:t>
+      </w:r>
+      <w:r>
+        <w:rPr>
+          <w:b/>
+        </w:rPr>
+        <w:t>denominator</w:t>
+      </w:r>
+      <w:r>
+        <w:rPr>
+          <w:b w:val="0"/>
+        </w:rPr>
+        <w:t>s</w:t>
+      </w:r>
+    </w:p>
+    <w:p>
+      <w:pPr>
+        <w:spacing w:line="336" w:lineRule="auto" w:after="180"/>
+      </w:pPr>
+      <w:r>
+        <w:rPr>
+          <w:b/>
+        </w:rPr>
+        <w:t>PREDICTION</w:t>
+      </w:r>
+      <w:r>
+        <w:rPr>
+          <w:b w:val="0"/>
+        </w:rPr>
+        <w:t xml:space="preserve">S + errors + </w:t>
+      </w:r>
+      <w:r>
+        <w:rPr>
+          <w:b/>
+        </w:rPr>
+        <w:t>subgroup</w:t>
+      </w:r>
+      <w:r>
+        <w:rPr>
+          <w:b w:val="0"/>
+        </w:rPr>
+        <w:t xml:space="preserve"> slices + limitations</w:t>
+      </w:r>
+    </w:p>
+    <w:p>
+      <w:pPr>
+        <w:spacing w:line="336" w:lineRule="auto" w:after="180"/>
+      </w:pPr>
+      <w:r>
+        <w:rPr>
+          <w:b w:val="0"/>
+        </w:rPr>
         <w:t>HUMAN reviewer + release, revise, limit, or stop decision</w:t>
       </w:r>
     </w:p>
     <w:p>
-      <w:r>
+      <w:pPr>
+        <w:spacing w:line="336" w:lineRule="auto" w:after="180"/>
+      </w:pPr>
+      <w:r>
+        <w:rPr>
+          <w:b w:val="0"/>
+        </w:rPr>
         <w:t>Write the minimum record needed to reproduce today's result:</w:t>
       </w:r>
     </w:p>
@@ -2164,8 +3415,25 @@
       </w:r>
     </w:p>
     <w:p>
-      <w:r>
-        <w:t>Choose group definitions for a reason connected to use and possible harm. Retain error types, reference-label quality and sampling method. Avoid searching many groupings merely to find a dramatic or reassuring number. Report exploratory checks as exploratory.</w:t>
+      <w:pPr>
+        <w:spacing w:line="336" w:lineRule="auto" w:after="180"/>
+      </w:pPr>
+      <w:r>
+        <w:rPr>
+          <w:b w:val="0"/>
+        </w:rPr>
+        <w:t>Choose group definitions for a reason connected to use and possible harm. Retain error types, reference-label quality and sampling method. Avoid searching many groupings merely to find a dramatic or reassuring number.</w:t>
+      </w:r>
+    </w:p>
+    <w:p>
+      <w:pPr>
+        <w:spacing w:line="336" w:lineRule="auto" w:after="180"/>
+      </w:pPr>
+      <w:r>
+        <w:rPr>
+          <w:b w:val="0"/>
+        </w:rPr>
+        <w:t>Report exploratory checks as exploratory.</w:t>
       </w:r>
     </w:p>
     <w:p>
@@ -2177,8 +3445,38 @@
       </w:r>
     </w:p>
     <w:p>
-      <w:r>
-        <w:t>Use workbook W2 for the connected example “Subgroup evaluation”. First fill the input and rule boxes. Try the middle steps before asking for a hint. After a hint, try the next step yourself.</w:t>
+      <w:pPr>
+        <w:spacing w:line="336" w:lineRule="auto" w:after="180"/>
+      </w:pPr>
+      <w:r>
+        <w:rPr>
+          <w:b w:val="0"/>
+        </w:rPr>
+        <w:t>Use workbook W2 for the connected example “</w:t>
+      </w:r>
+      <w:r>
+        <w:rPr>
+          <w:b/>
+        </w:rPr>
+        <w:t>Subgroup</w:t>
+      </w:r>
+      <w:r>
+        <w:rPr>
+          <w:b w:val="0"/>
+        </w:rPr>
+        <w:t xml:space="preserve"> evaluation”. First fill the </w:t>
+      </w:r>
+      <w:r>
+        <w:rPr>
+          <w:b/>
+        </w:rPr>
+        <w:t>input</w:t>
+      </w:r>
+      <w:r>
+        <w:rPr>
+          <w:b w:val="0"/>
+        </w:rPr>
+        <w:t xml:space="preserve"> and rule boxes. Try the middle steps before asking for a hint. After a hint, try the next step yourself.</w:t>
       </w:r>
     </w:p>
     <w:tbl>
@@ -2261,7 +3559,13 @@
       </w:tr>
     </w:tbl>
     <w:p>
-      <w:r>
+      <w:pPr>
+        <w:spacing w:line="336" w:lineRule="auto" w:after="180"/>
+      </w:pPr>
+      <w:r>
+        <w:rPr>
+          <w:b w:val="0"/>
+        </w:rPr>
         <w:t>Explain your trace to a partner. Your partner points to one step to check. Swap roles on the next case. Each person writes their own explanation.</w:t>
       </w:r>
     </w:p>
@@ -2274,12 +3578,36 @@
       </w:r>
     </w:p>
     <w:p>
-      <w:r>
-        <w:t>Use the worked case for Subgroup evaluation. Proposed explanation: “A final answer is enough”. Decide whether this explanation is supported. Point to the step or supplied fact that decides; explain your repair if needed.</w:t>
-      </w:r>
-    </w:p>
-    <w:p>
-      <w:r>
+      <w:pPr>
+        <w:spacing w:line="336" w:lineRule="auto" w:after="180"/>
+      </w:pPr>
+      <w:r>
+        <w:rPr>
+          <w:b w:val="0"/>
+        </w:rPr>
+        <w:t xml:space="preserve">Use the worked case for </w:t>
+      </w:r>
+      <w:r>
+        <w:rPr>
+          <w:b/>
+        </w:rPr>
+        <w:t>Subgroup</w:t>
+      </w:r>
+      <w:r>
+        <w:rPr>
+          <w:b w:val="0"/>
+        </w:rPr>
+        <w:t xml:space="preserve"> evaluation. Proposed explanation: “A final answer is enough”. Decide whether this explanation is supported. Point to the step or supplied fact that decides; explain your repair if needed.</w:t>
+      </w:r>
+    </w:p>
+    <w:p>
+      <w:pPr>
+        <w:spacing w:line="336" w:lineRule="auto" w:after="180"/>
+      </w:pPr>
+      <w:r>
+        <w:rPr>
+          <w:b w:val="0"/>
+        </w:rPr>
         <w:t>Answer on your own before discussion. If you are unsure, say which step you need help with.</w:t>
       </w:r>
     </w:p>
@@ -2292,8 +3620,38 @@
       </w:r>
     </w:p>
     <w:p>
-      <w:r>
-        <w:t>Why should the report retain subgroup rates alongside the total? Point to the relevant step in the picture, then write the changed result and the rule or evidence that supports it.</w:t>
+      <w:pPr>
+        <w:spacing w:line="336" w:lineRule="auto" w:after="180"/>
+      </w:pPr>
+      <w:r>
+        <w:rPr>
+          <w:b w:val="0"/>
+        </w:rPr>
+        <w:t xml:space="preserve">Why should the report retain </w:t>
+      </w:r>
+      <w:r>
+        <w:rPr>
+          <w:b/>
+        </w:rPr>
+        <w:t>subgroup</w:t>
+      </w:r>
+      <w:r>
+        <w:rPr>
+          <w:b w:val="0"/>
+        </w:rPr>
+        <w:t xml:space="preserve"> rates alongside the total? Point to the relevant step in the picture, then write the changed result and the rule or </w:t>
+      </w:r>
+      <w:r>
+        <w:rPr>
+          <w:b/>
+        </w:rPr>
+        <w:t>evidence</w:t>
+      </w:r>
+      <w:r>
+        <w:rPr>
+          <w:b w:val="0"/>
+        </w:rPr>
+        <w:t xml:space="preserve"> that supports it.</w:t>
       </w:r>
     </w:p>
     <w:p>
@@ -2325,7 +3683,13 @@
       </w:r>
     </w:p>
     <w:p>
-      <w:r>
+      <w:pPr>
+        <w:spacing w:line="336" w:lineRule="auto" w:after="180"/>
+      </w:pPr>
+      <w:r>
+        <w:rPr>
+          <w:b w:val="0"/>
+        </w:rPr>
         <w:t>This is supported practice. Keep the separately named independent case for an attempt before feedback.</w:t>
       </w:r>
     </w:p>
@@ -2339,7 +3703,24 @@
     </w:p>
     <w:p>
       <w:r>
-        <w:t>EVIDENCE LAB</w:t>
+        <w:t>Investigate Subgroup Performance. Record the prediction, actual observation or labelled paper trace, explanation and next test separately.</w:t>
+      </w:r>
+    </w:p>
+    <w:p>
+      <w:pPr>
+        <w:spacing w:line="336" w:lineRule="auto" w:after="180"/>
+      </w:pPr>
+      <w:r>
+        <w:rPr>
+          <w:b/>
+        </w:rPr>
+        <w:t>EVIDENCE</w:t>
+      </w:r>
+      <w:r>
+        <w:rPr>
+          <w:b/>
+        </w:rPr>
+        <w:t xml:space="preserve"> LAB</w:t>
       </w:r>
     </w:p>
     <w:p>
@@ -2351,7 +3732,13 @@
       </w:r>
     </w:p>
     <w:p>
-      <w:r>
+      <w:pPr>
+        <w:spacing w:line="336" w:lineRule="auto" w:after="180"/>
+      </w:pPr>
+      <w:r>
+        <w:rPr>
+          <w:b w:val="0"/>
+        </w:rPr>
         <w:t>Keep the test conditions fixed, record every result, and change only one planned factor.</w:t>
       </w:r>
     </w:p>
@@ -2392,27 +3779,86 @@
       </w:r>
     </w:p>
     <w:p>
-      <w:r>
-        <w:t>1.  Write the hypothesis and expected evidence before running.</w:t>
-      </w:r>
-    </w:p>
-    <w:p>
-      <w:r>
-        <w:t>2.  Slice Audit: compute metrics and denominators for lighting, species, and camera; flag small samples and prioritize one gap.</w:t>
-      </w:r>
-    </w:p>
-    <w:p>
-      <w:r>
+      <w:pPr>
+        <w:spacing w:line="336" w:lineRule="auto" w:after="180"/>
+        <w:shd w:fill="F4F9FC"/>
+      </w:pPr>
+      <w:r>
+        <w:rPr>
+          <w:b w:val="0"/>
+        </w:rPr>
+        <w:t xml:space="preserve">1.  Write the hypothesis and expected </w:t>
+      </w:r>
+      <w:r>
+        <w:rPr>
+          <w:b/>
+        </w:rPr>
+        <w:t>evidence</w:t>
+      </w:r>
+      <w:r>
+        <w:rPr>
+          <w:b w:val="0"/>
+        </w:rPr>
+        <w:t xml:space="preserve"> before running.</w:t>
+      </w:r>
+    </w:p>
+    <w:p>
+      <w:pPr>
+        <w:spacing w:line="336" w:lineRule="auto" w:after="180"/>
+        <w:shd w:fill="F4F9FC"/>
+      </w:pPr>
+      <w:r>
+        <w:rPr>
+          <w:b w:val="0"/>
+        </w:rPr>
+        <w:t xml:space="preserve">2.  Slice Audit: compute metrics and </w:t>
+      </w:r>
+      <w:r>
+        <w:rPr>
+          <w:b/>
+        </w:rPr>
+        <w:t>denominator</w:t>
+      </w:r>
+      <w:r>
+        <w:rPr>
+          <w:b w:val="0"/>
+        </w:rPr>
+        <w:t>s for lighting, species, and camera; flag small samples and prioritize one gap.</w:t>
+      </w:r>
+    </w:p>
+    <w:p>
+      <w:pPr>
+        <w:spacing w:line="336" w:lineRule="auto" w:after="180"/>
+        <w:shd w:fill="F4F9FC"/>
+      </w:pPr>
+      <w:r>
+        <w:rPr>
+          <w:b w:val="0"/>
+        </w:rPr>
         <w:t>3.  Run one normal, one boundary, one missing, and one shifted case.</w:t>
       </w:r>
     </w:p>
     <w:p>
-      <w:r>
+      <w:pPr>
+        <w:spacing w:line="336" w:lineRule="auto" w:after="180"/>
+        <w:shd w:fill="F4F9FC"/>
+      </w:pPr>
+      <w:r>
+        <w:rPr>
+          <w:b w:val="0"/>
+        </w:rPr>
         <w:t>4.  Calculate the metric from raw counts or row-level errors.</w:t>
       </w:r>
     </w:p>
     <w:p>
-      <w:r>
+      <w:pPr>
+        <w:spacing w:line="336" w:lineRule="auto" w:after="180"/>
+        <w:shd w:fill="F4F9FC"/>
+      </w:pPr>
+      <w:r>
+        <w:rPr>
+          <w:b w:val="0"/>
+        </w:rPr>
         <w:t>5.  Interpret what changed, what did not, and what remains unsafe or unknown.</w:t>
       </w:r>
     </w:p>
@@ -2670,7 +4116,13 @@
       </w:r>
     </w:p>
     <w:p>
-      <w:r>
+      <w:pPr>
+        <w:spacing w:line="336" w:lineRule="auto" w:after="180"/>
+      </w:pPr>
+      <w:r>
+        <w:rPr>
+          <w:b w:val="0"/>
+        </w:rPr>
         <w:t>Before trying: what do I expect, and why? While trying: which step could first go wrong? Afterwards: what did I actually observe, and what should change? Keep “not run” if you only traced the procedure.</w:t>
       </w:r>
     </w:p>
@@ -2684,6 +4136,17 @@
     </w:p>
     <w:p>
       <w:r>
+        <w:t>Move from recall to tracing, diagnosis and transfer in Subgroup Performance. Explain why each step is justified.</w:t>
+      </w:r>
+    </w:p>
+    <w:p>
+      <w:pPr>
+        <w:spacing w:line="336" w:lineRule="auto" w:after="180"/>
+      </w:pPr>
+      <w:r>
+        <w:rPr>
+          <w:b/>
+        </w:rPr>
         <w:t>MASTERY</w:t>
       </w:r>
     </w:p>
@@ -2696,8 +4159,26 @@
       </w:r>
     </w:p>
     <w:p>
-      <w:r>
-        <w:t>Move upward only when you can produce evidence without copying the example.</w:t>
+      <w:pPr>
+        <w:spacing w:line="336" w:lineRule="auto" w:after="180"/>
+      </w:pPr>
+      <w:r>
+        <w:rPr>
+          <w:b w:val="0"/>
+        </w:rPr>
+        <w:t xml:space="preserve">Move upward only when you can produce </w:t>
+      </w:r>
+      <w:r>
+        <w:rPr>
+          <w:b/>
+        </w:rPr>
+        <w:t>evidence</w:t>
+      </w:r>
+      <w:r>
+        <w:rPr>
+          <w:b w:val="0"/>
+        </w:rPr>
+        <w:t xml:space="preserve"> without copying the example.</w:t>
       </w:r>
     </w:p>
     <w:p>
@@ -2737,42 +4218,191 @@
       </w:r>
     </w:p>
     <w:p>
-      <w:r>
-        <w:t>DEFINE  Use all four terms precisely: subgroup, performance gap, denominator, intersection.</w:t>
-      </w:r>
-    </w:p>
-    <w:p>
-      <w:r>
-        <w:t>CALCULATE  Reproduce the worked evidence with units and denominator.</w:t>
-      </w:r>
-    </w:p>
-    <w:p>
-      <w:r>
+      <w:pPr>
+        <w:spacing w:line="336" w:lineRule="auto" w:after="180"/>
+      </w:pPr>
+      <w:r>
+        <w:rPr>
+          <w:b w:val="0"/>
+        </w:rPr>
+        <w:t xml:space="preserve">DEFINE  Use all four terms precisely: </w:t>
+      </w:r>
+      <w:r>
+        <w:rPr>
+          <w:b/>
+        </w:rPr>
+        <w:t>subgroup</w:t>
+      </w:r>
+      <w:r>
+        <w:rPr>
+          <w:b w:val="0"/>
+        </w:rPr>
+        <w:t xml:space="preserve">, </w:t>
+      </w:r>
+      <w:r>
+        <w:rPr>
+          <w:b/>
+        </w:rPr>
+        <w:t>performance gap</w:t>
+      </w:r>
+      <w:r>
+        <w:rPr>
+          <w:b w:val="0"/>
+        </w:rPr>
+        <w:t xml:space="preserve">, </w:t>
+      </w:r>
+      <w:r>
+        <w:rPr>
+          <w:b/>
+        </w:rPr>
+        <w:t>denominator</w:t>
+      </w:r>
+      <w:r>
+        <w:rPr>
+          <w:b w:val="0"/>
+        </w:rPr>
+        <w:t xml:space="preserve">, </w:t>
+      </w:r>
+      <w:r>
+        <w:rPr>
+          <w:b/>
+        </w:rPr>
+        <w:t>intersection</w:t>
+      </w:r>
+      <w:r>
+        <w:rPr>
+          <w:b w:val="0"/>
+        </w:rPr>
+        <w:t>.</w:t>
+      </w:r>
+    </w:p>
+    <w:p>
+      <w:pPr>
+        <w:spacing w:line="336" w:lineRule="auto" w:after="180"/>
+      </w:pPr>
+      <w:r>
+        <w:rPr>
+          <w:b w:val="0"/>
+        </w:rPr>
+        <w:t xml:space="preserve">CALCULATE  Reproduce the worked </w:t>
+      </w:r>
+      <w:r>
+        <w:rPr>
+          <w:b/>
+        </w:rPr>
+        <w:t>evidence</w:t>
+      </w:r>
+      <w:r>
+        <w:rPr>
+          <w:b w:val="0"/>
+        </w:rPr>
+        <w:t xml:space="preserve"> with units and </w:t>
+      </w:r>
+      <w:r>
+        <w:rPr>
+          <w:b/>
+        </w:rPr>
+        <w:t>denominator</w:t>
+      </w:r>
+      <w:r>
+        <w:rPr>
+          <w:b w:val="0"/>
+        </w:rPr>
+        <w:t>.</w:t>
+      </w:r>
+    </w:p>
+    <w:p>
+      <w:pPr>
+        <w:spacing w:line="336" w:lineRule="auto" w:after="180"/>
+        <w:shd w:fill="F4F9FC"/>
+      </w:pPr>
+      <w:r>
+        <w:rPr>
+          <w:b w:val="0"/>
+        </w:rPr>
         <w:t>TRACE  Explain the data, code or decision path.</w:t>
       </w:r>
     </w:p>
     <w:p>
-      <w:r>
-        <w:t>DIAGNOSE  A good overall result guarantees acceptable performance for every subgroup.</w:t>
-      </w:r>
-    </w:p>
-    <w:p>
-      <w:r>
+      <w:pPr>
+        <w:spacing w:line="336" w:lineRule="auto" w:after="180"/>
+        <w:shd w:fill="F4F9FC"/>
+      </w:pPr>
+      <w:r>
+        <w:rPr>
+          <w:b w:val="0"/>
+        </w:rPr>
+        <w:t xml:space="preserve">DIAGNOSE  A good overall result guarantees acceptable performance for every </w:t>
+      </w:r>
+      <w:r>
+        <w:rPr>
+          <w:b/>
+        </w:rPr>
+        <w:t>subgroup</w:t>
+      </w:r>
+      <w:r>
+        <w:rPr>
+          <w:b w:val="0"/>
+        </w:rPr>
+        <w:t>.</w:t>
+      </w:r>
+    </w:p>
+    <w:p>
+      <w:pPr>
+        <w:spacing w:line="336" w:lineRule="auto" w:after="180"/>
+        <w:shd w:fill="F4F9FC"/>
+      </w:pPr>
+      <w:r>
+        <w:rPr>
+          <w:b w:val="0"/>
+        </w:rPr>
         <w:t>TRANSFER  Solve a fresh dataset or model case.</w:t>
       </w:r>
     </w:p>
     <w:p>
-      <w:r>
-        <w:t>IMPROVE  Change one cause and rerun fixed evidence.</w:t>
-      </w:r>
-    </w:p>
-    <w:p>
-      <w:r>
+      <w:pPr>
+        <w:spacing w:line="336" w:lineRule="auto" w:after="180"/>
+      </w:pPr>
+      <w:r>
+        <w:rPr>
+          <w:b w:val="0"/>
+        </w:rPr>
+        <w:t xml:space="preserve">IMPROVE  Change one cause and rerun fixed </w:t>
+      </w:r>
+      <w:r>
+        <w:rPr>
+          <w:b/>
+        </w:rPr>
+        <w:t>evidence</w:t>
+      </w:r>
+      <w:r>
+        <w:rPr>
+          <w:b w:val="0"/>
+        </w:rPr>
+        <w:t>.</w:t>
+      </w:r>
+    </w:p>
+    <w:p>
+      <w:pPr>
+        <w:spacing w:line="336" w:lineRule="auto" w:after="180"/>
+        <w:shd w:fill="F4F9FC"/>
+      </w:pPr>
+      <w:r>
+        <w:rPr>
+          <w:b w:val="0"/>
+        </w:rPr>
         <w:t>DEFEND  State intended use, metric, limitation, and human responsibility.</w:t>
       </w:r>
     </w:p>
     <w:p>
-      <w:r>
+      <w:pPr>
+        <w:spacing w:line="336" w:lineRule="auto" w:after="180"/>
+        <w:shd w:fill="F1F6F8"/>
+      </w:pPr>
+      <w:r>
+        <w:rPr>
+          <w:b w:val="0"/>
+        </w:rPr>
         <w:t>MASTERY RULE  A coached calculation becomes mastery only after a different case is completed independently.</w:t>
       </w:r>
     </w:p>
@@ -2786,6 +4416,17 @@
     </w:p>
     <w:p>
       <w:r>
+        <w:t>Apply this week’s idea to Responsible Plant Classifier. Keep an annotated decision and the evidence supporting it.</w:t>
+      </w:r>
+    </w:p>
+    <w:p>
+      <w:pPr>
+        <w:spacing w:line="336" w:lineRule="auto" w:after="180"/>
+      </w:pPr>
+      <w:r>
+        <w:rPr>
+          <w:b/>
+        </w:rPr>
         <w:t>CUMULATIVE PROJECT</w:t>
       </w:r>
     </w:p>
@@ -2798,8 +4439,26 @@
       </w:r>
     </w:p>
     <w:p>
-      <w:r>
-        <w:t>Every week adds one reviewable artifact to the same evidence-based capstone.</w:t>
+      <w:pPr>
+        <w:spacing w:line="336" w:lineRule="auto" w:after="180"/>
+      </w:pPr>
+      <w:r>
+        <w:rPr>
+          <w:b w:val="0"/>
+        </w:rPr>
+        <w:t xml:space="preserve">Every week adds one reviewable artifact to the same </w:t>
+      </w:r>
+      <w:r>
+        <w:rPr>
+          <w:b/>
+        </w:rPr>
+        <w:t>evidence</w:t>
+      </w:r>
+      <w:r>
+        <w:rPr>
+          <w:b w:val="0"/>
+        </w:rPr>
+        <w:t>-based capstone.</w:t>
       </w:r>
     </w:p>
     <w:p>
@@ -2839,43 +4498,122 @@
       </w:r>
     </w:p>
     <w:p>
-      <w:r>
-        <w:t>THIS WEEK'S CHECKPOINT  Add subgroup tables and a minimum acceptable threshold to the Plant Classifier release criteria.</w:t>
-      </w:r>
-    </w:p>
-    <w:p>
-      <w:r>
+      <w:pPr>
+        <w:spacing w:line="336" w:lineRule="auto" w:after="180"/>
+        <w:shd w:fill="EDF7F3"/>
+      </w:pPr>
+      <w:r>
+        <w:rPr>
+          <w:b w:val="0"/>
+        </w:rPr>
+        <w:t xml:space="preserve">THIS WEEK'S CHECKPOINT  Add </w:t>
+      </w:r>
+      <w:r>
+        <w:rPr>
+          <w:b/>
+        </w:rPr>
+        <w:t>subgroup</w:t>
+      </w:r>
+      <w:r>
+        <w:rPr>
+          <w:b w:val="0"/>
+        </w:rPr>
+        <w:t xml:space="preserve"> tables and a minimum acceptable threshold to the Plant Classifier release criteria.</w:t>
+      </w:r>
+    </w:p>
+    <w:p>
+      <w:pPr>
+        <w:spacing w:line="336" w:lineRule="auto" w:after="180"/>
+        <w:shd w:fill="F5F1FB"/>
+      </w:pPr>
+      <w:r>
+        <w:rPr>
+          <w:b w:val="0"/>
+        </w:rPr>
         <w:t>Which requirement or risk does this artifact address?</w:t>
       </w:r>
     </w:p>
     <w:p>
-      <w:r>
+      <w:pPr>
+        <w:spacing w:line="336" w:lineRule="auto" w:after="180"/>
+        <w:shd w:fill="F5F1FB"/>
+      </w:pPr>
+      <w:r>
+        <w:rPr>
+          <w:b w:val="0"/>
+        </w:rPr>
         <w:t>Which dataset, split, code, and metric version does it use?</w:t>
       </w:r>
     </w:p>
     <w:p>
-      <w:r>
+      <w:pPr>
+        <w:spacing w:line="336" w:lineRule="auto" w:after="180"/>
+        <w:shd w:fill="F5F1FB"/>
+      </w:pPr>
+      <w:r>
+        <w:rPr>
+          <w:b w:val="0"/>
+        </w:rPr>
         <w:t>What normal and shifted cases were tested?</w:t>
       </w:r>
     </w:p>
     <w:p>
-      <w:r>
+      <w:pPr>
+        <w:spacing w:line="336" w:lineRule="auto" w:after="180"/>
+        <w:shd w:fill="F5F1FB"/>
+      </w:pPr>
+      <w:r>
+        <w:rPr>
+          <w:b w:val="0"/>
+        </w:rPr>
         <w:t>What remains uncertain or weak?</w:t>
       </w:r>
     </w:p>
     <w:p>
-      <w:r>
+      <w:pPr>
+        <w:spacing w:line="336" w:lineRule="auto" w:after="180"/>
+        <w:shd w:fill="F5F1FB"/>
+      </w:pPr>
+      <w:r>
+        <w:rPr>
+          <w:b w:val="0"/>
+        </w:rPr>
         <w:t>What decision still belongs to a teacher or qualified human?</w:t>
       </w:r>
     </w:p>
     <w:p>
-      <w:r>
+      <w:pPr>
+        <w:spacing w:line="336" w:lineRule="auto" w:after="180"/>
+        <w:shd w:fill="FFF5E6"/>
+      </w:pPr>
+      <w:r>
+        <w:rPr>
+          <w:b w:val="0"/>
+        </w:rPr>
         <w:t>RESPONSIBLE RELEASE  Never use this classroom prototype for medical, pesticide, agricultural, or other consequential decisions.</w:t>
       </w:r>
     </w:p>
     <w:p>
-      <w:r>
-        <w:t>My evidence-linked project decision:</w:t>
+      <w:pPr>
+        <w:spacing w:line="336" w:lineRule="auto" w:after="180"/>
+      </w:pPr>
+      <w:r>
+        <w:rPr>
+          <w:b w:val="0"/>
+        </w:rPr>
+        <w:t xml:space="preserve">My </w:t>
+      </w:r>
+      <w:r>
+        <w:rPr>
+          <w:b/>
+        </w:rPr>
+        <w:t>evidence</w:t>
+      </w:r>
+      <w:r>
+        <w:rPr>
+          <w:b w:val="0"/>
+        </w:rPr>
+        <w:t>-linked project decision:</w:t>
       </w:r>
     </w:p>
     <w:p>
@@ -2887,8 +4625,37 @@
       </w:r>
     </w:p>
     <w:p>
-      <w:r>
-        <w:t>For your Responsible Plant Classifier, save the input, procedure, observed result and limitation of this check. Label this worked example as practice; use a different, previously unreviewed case when checking independent understanding.</w:t>
+      <w:pPr>
+        <w:spacing w:line="336" w:lineRule="auto" w:after="180"/>
+      </w:pPr>
+      <w:r>
+        <w:rPr>
+          <w:b w:val="0"/>
+        </w:rPr>
+        <w:t xml:space="preserve">For your Responsible Plant Classifier, save the </w:t>
+      </w:r>
+      <w:r>
+        <w:rPr>
+          <w:b/>
+        </w:rPr>
+        <w:t>input</w:t>
+      </w:r>
+      <w:r>
+        <w:rPr>
+          <w:b w:val="0"/>
+        </w:rPr>
+        <w:t>, procedure, observed result and limitation of this check.</w:t>
+      </w:r>
+    </w:p>
+    <w:p>
+      <w:pPr>
+        <w:spacing w:line="336" w:lineRule="auto" w:after="180"/>
+      </w:pPr>
+      <w:r>
+        <w:rPr>
+          <w:b w:val="0"/>
+        </w:rPr>
+        <w:t>Label this worked example as practice; use a different, previously unreviewed case when checking independent understanding.</w:t>
       </w:r>
     </w:p>
     <w:p>
@@ -2901,6 +4668,17 @@
     </w:p>
     <w:p>
       <w:r>
+        <w:t>Use a genuinely new case for independent evidence. Previously discussed examples remain practice; use the separately named independent case before feedback.</w:t>
+      </w:r>
+    </w:p>
+    <w:p>
+      <w:pPr>
+        <w:spacing w:line="336" w:lineRule="auto" w:after="180"/>
+      </w:pPr>
+      <w:r>
+        <w:rPr>
+          <w:b/>
+        </w:rPr>
         <w:t>INDEPENDENT PROOF</w:t>
       </w:r>
     </w:p>
@@ -2913,7 +4691,13 @@
       </w:r>
     </w:p>
     <w:p>
-      <w:r>
+      <w:pPr>
+        <w:spacing w:line="336" w:lineRule="auto" w:after="180"/>
+      </w:pPr>
+      <w:r>
+        <w:rPr>
+          <w:b w:val="0"/>
+        </w:rPr>
         <w:t>Complete this with a fresh case after guided practice and compare it with the mastery criteria.</w:t>
       </w:r>
     </w:p>
@@ -2954,48 +4738,168 @@
       </w:r>
     </w:p>
     <w:p>
-      <w:r>
-        <w:t>REQUIRED PROOF  Calculate subgroup accuracy and recall gaps with adequate denominators.</w:t>
-      </w:r>
-    </w:p>
-    <w:p>
-      <w:r>
+      <w:pPr>
+        <w:pStyle w:val="Heading3"/>
+      </w:pPr>
+      <w:r>
+        <w:t>What success looks like</w:t>
+      </w:r>
+    </w:p>
+    <w:p>
+      <w:pPr>
+        <w:spacing w:line="336" w:lineRule="auto" w:after="180"/>
+        <w:shd w:fill="EDF7F3"/>
+      </w:pPr>
+      <w:r>
+        <w:rPr>
+          <w:b w:val="0"/>
+        </w:rPr>
+        <w:t xml:space="preserve">REQUIRED PROOF  Calculate </w:t>
+      </w:r>
+      <w:r>
+        <w:rPr>
+          <w:b/>
+        </w:rPr>
+        <w:t>subgroup</w:t>
+      </w:r>
+      <w:r>
+        <w:rPr>
+          <w:b w:val="0"/>
+        </w:rPr>
+        <w:t xml:space="preserve"> accuracy and recall gaps with adequate </w:t>
+      </w:r>
+      <w:r>
+        <w:rPr>
+          <w:b/>
+        </w:rPr>
+        <w:t>denominator</w:t>
+      </w:r>
+      <w:r>
+        <w:rPr>
+          <w:b w:val="0"/>
+        </w:rPr>
+        <w:t>s.</w:t>
+      </w:r>
+    </w:p>
+    <w:p>
+      <w:pPr>
+        <w:spacing w:line="336" w:lineRule="auto" w:after="180"/>
+      </w:pPr>
+      <w:r>
+        <w:rPr>
+          <w:b w:val="0"/>
+        </w:rPr>
         <w:t>□ Define the task, feature/target roles, and intended-use boundary.</w:t>
       </w:r>
     </w:p>
     <w:p>
-      <w:r>
+      <w:pPr>
+        <w:spacing w:line="336" w:lineRule="auto" w:after="180"/>
+      </w:pPr>
+      <w:r>
+        <w:rPr>
+          <w:b w:val="0"/>
+        </w:rPr>
         <w:t>□ Show the calculation, code trace, or experiment record.</w:t>
       </w:r>
     </w:p>
     <w:p>
-      <w:r>
+      <w:pPr>
+        <w:spacing w:line="336" w:lineRule="auto" w:after="180"/>
+      </w:pPr>
+      <w:r>
+        <w:rPr>
+          <w:b w:val="0"/>
+        </w:rPr>
         <w:t>□ Test a normal case and one revealing boundary, missing, or shifted case.</w:t>
       </w:r>
     </w:p>
     <w:p>
-      <w:r>
+      <w:pPr>
+        <w:spacing w:line="336" w:lineRule="auto" w:after="180"/>
+      </w:pPr>
+      <w:r>
+        <w:rPr>
+          <w:b w:val="0"/>
+        </w:rPr>
         <w:t>□ Diagnose one failure without changing several factors at once.</w:t>
       </w:r>
     </w:p>
     <w:p>
-      <w:r>
+      <w:pPr>
+        <w:spacing w:line="336" w:lineRule="auto" w:after="180"/>
+      </w:pPr>
+      <w:r>
+        <w:rPr>
+          <w:b w:val="0"/>
+        </w:rPr>
         <w:t>□ Name a limitation, fairness concern, and the human-review action.</w:t>
       </w:r>
     </w:p>
     <w:p>
-      <w:r>
-        <w:t>Independent evidence and defense:</w:t>
-      </w:r>
-    </w:p>
-    <w:p>
-      <w:r>
+      <w:pPr>
+        <w:spacing w:line="336" w:lineRule="auto" w:after="180"/>
+      </w:pPr>
+      <w:r>
+        <w:rPr>
+          <w:b w:val="0"/>
+        </w:rPr>
+        <w:t xml:space="preserve">Independent </w:t>
+      </w:r>
+      <w:r>
+        <w:rPr>
+          <w:b/>
+        </w:rPr>
+        <w:t>evidence</w:t>
+      </w:r>
+      <w:r>
+        <w:rPr>
+          <w:b w:val="0"/>
+        </w:rPr>
+        <w:t xml:space="preserve"> and defense:</w:t>
+      </w:r>
+    </w:p>
+    <w:p>
+      <w:pPr>
+        <w:spacing w:line="336" w:lineRule="auto" w:after="180"/>
+      </w:pPr>
+      <w:r>
+        <w:rPr>
+          <w:b w:val="0"/>
+        </w:rPr>
         <w:t>My level:  □ Not yet  □ With one hint  □ Independently  □ I can teach and defend it</w:t>
       </w:r>
     </w:p>
     <w:p>
-      <w:r>
-        <w:t>NEXT BRIDGE  Carry the experiment evidence into: Proxy Features and Fairness.</w:t>
+      <w:pPr>
+        <w:pStyle w:val="Heading3"/>
+      </w:pPr>
+      <w:r>
+        <w:t>Connect to the next lesson</w:t>
+      </w:r>
+    </w:p>
+    <w:p>
+      <w:pPr>
+        <w:spacing w:line="336" w:lineRule="auto" w:after="180"/>
+        <w:shd w:fill="F1F6F8"/>
+      </w:pPr>
+      <w:r>
+        <w:rPr>
+          <w:b w:val="0"/>
+        </w:rPr>
+        <w:t xml:space="preserve">NEXT BRIDGE  Carry the experiment </w:t>
+      </w:r>
+      <w:r>
+        <w:rPr>
+          <w:b/>
+        </w:rPr>
+        <w:t>evidence</w:t>
+      </w:r>
+      <w:r>
+        <w:rPr>
+          <w:b w:val="0"/>
+        </w:rPr>
+        <w:t xml:space="preserve"> into: Proxy Features and Fairness.</w:t>
       </w:r>
     </w:p>
     <w:p>
@@ -3007,6 +4911,11 @@
       </w:r>
     </w:p>
     <w:p>
+      <w:r>
+        <w:t>Revisit the complete Subgroup Performance case for supported practice. Repeated examples do not become fresh assessments.</w:t>
+      </w:r>
+    </w:p>
+    <w:p>
       <w:pPr>
         <w:pStyle w:val="Heading3"/>
       </w:pPr>
@@ -3015,7 +4924,13 @@
       </w:r>
     </w:p>
     <w:p>
-      <w:r>
+      <w:pPr>
+        <w:spacing w:line="336" w:lineRule="auto" w:after="180"/>
+      </w:pPr>
+      <w:r>
+        <w:rPr>
+          <w:b w:val="0"/>
+        </w:rPr>
         <w:t>Use the supplied details to practise the weekly concept before attempting the independent question. This case extends the illustrated lesson.</w:t>
       </w:r>
     </w:p>
@@ -3028,7 +4943,13 @@
       </w:r>
     </w:p>
     <w:p>
-      <w:r>
+      <w:pPr>
+        <w:spacing w:line="336" w:lineRule="auto" w:after="180"/>
+      </w:pPr>
+      <w:r>
+        <w:rPr>
+          <w:b w:val="0"/>
+        </w:rPr>
         <w:t>A has18/20 correct; B has6/10.</w:t>
       </w:r>
     </w:p>
@@ -3041,8 +4962,38 @@
       </w:r>
     </w:p>
     <w:p>
-      <w:r>
-        <w:t>Compute subgroup results and evidence limits.</w:t>
+      <w:pPr>
+        <w:spacing w:line="336" w:lineRule="auto" w:after="180"/>
+      </w:pPr>
+      <w:r>
+        <w:rPr>
+          <w:b w:val="0"/>
+        </w:rPr>
+        <w:t xml:space="preserve">Compute </w:t>
+      </w:r>
+      <w:r>
+        <w:rPr>
+          <w:b/>
+        </w:rPr>
+        <w:t>subgroup</w:t>
+      </w:r>
+      <w:r>
+        <w:rPr>
+          <w:b w:val="0"/>
+        </w:rPr>
+        <w:t xml:space="preserve"> results and </w:t>
+      </w:r>
+      <w:r>
+        <w:rPr>
+          <w:b/>
+        </w:rPr>
+        <w:t>evidence</w:t>
+      </w:r>
+      <w:r>
+        <w:rPr>
+          <w:b w:val="0"/>
+        </w:rPr>
+        <w:t xml:space="preserve"> limits.</w:t>
       </w:r>
     </w:p>
     <w:p>
@@ -3054,8 +5005,38 @@
       </w:r>
     </w:p>
     <w:p>
-      <w:r>
-        <w:t>90% versus60%, gap30 percentage points. Report denominators and investigate collection/label differences without assuming an inherent group cause.</w:t>
+      <w:pPr>
+        <w:spacing w:line="336" w:lineRule="auto" w:after="180"/>
+      </w:pPr>
+      <w:r>
+        <w:rPr>
+          <w:b w:val="0"/>
+        </w:rPr>
+        <w:t>90% versus</w:t>
+      </w:r>
+      <w:r>
+        <w:rPr>
+          <w:b/>
+        </w:rPr>
+        <w:t>60%</w:t>
+      </w:r>
+      <w:r>
+        <w:rPr>
+          <w:b w:val="0"/>
+        </w:rPr>
+        <w:t xml:space="preserve">, gap30 percentage points. Report </w:t>
+      </w:r>
+      <w:r>
+        <w:rPr>
+          <w:b/>
+        </w:rPr>
+        <w:t>denominator</w:t>
+      </w:r>
+      <w:r>
+        <w:rPr>
+          <w:b w:val="0"/>
+        </w:rPr>
+        <w:t>s and investigate collection/label differences without assuming an inherent group cause.</w:t>
       </w:r>
     </w:p>
     <w:p>
@@ -3067,7 +5048,14 @@
       </w:r>
     </w:p>
     <w:p>
-      <w:r>
+      <w:pPr>
+        <w:spacing w:line="336" w:lineRule="auto" w:after="180"/>
+        <w:shd w:fill="F5F1FB"/>
+      </w:pPr>
+      <w:r>
+        <w:rPr>
+          <w:b w:val="0"/>
+        </w:rPr>
         <w:t>Which detail supports the answer, and why does it matter?</w:t>
       </w:r>
     </w:p>
@@ -3201,18 +5189,84 @@
       </w:tr>
     </w:tbl>
     <w:p>
-      <w:r>
+      <w:pPr>
+        <w:spacing w:line="336" w:lineRule="auto" w:after="180"/>
+      </w:pPr>
+      <w:r>
+        <w:rPr>
+          <w:b w:val="0"/>
+        </w:rPr>
         <w:t>A has18/20 correct; B has6/10.</w:t>
       </w:r>
     </w:p>
     <w:p>
-      <w:r>
-        <w:t>Compute subgroup results and evidence limits.</w:t>
-      </w:r>
-    </w:p>
-    <w:p>
-      <w:r>
-        <w:t>90% versus60%, gap30 percentage points. Report denominators and investigate collection/label differences without assuming an inherent group cause.</w:t>
+      <w:pPr>
+        <w:spacing w:line="336" w:lineRule="auto" w:after="180"/>
+      </w:pPr>
+      <w:r>
+        <w:rPr>
+          <w:b w:val="0"/>
+        </w:rPr>
+        <w:t xml:space="preserve">Compute </w:t>
+      </w:r>
+      <w:r>
+        <w:rPr>
+          <w:b/>
+        </w:rPr>
+        <w:t>subgroup</w:t>
+      </w:r>
+      <w:r>
+        <w:rPr>
+          <w:b w:val="0"/>
+        </w:rPr>
+        <w:t xml:space="preserve"> results and </w:t>
+      </w:r>
+      <w:r>
+        <w:rPr>
+          <w:b/>
+        </w:rPr>
+        <w:t>evidence</w:t>
+      </w:r>
+      <w:r>
+        <w:rPr>
+          <w:b w:val="0"/>
+        </w:rPr>
+        <w:t xml:space="preserve"> limits.</w:t>
+      </w:r>
+    </w:p>
+    <w:p>
+      <w:pPr>
+        <w:spacing w:line="336" w:lineRule="auto" w:after="180"/>
+      </w:pPr>
+      <w:r>
+        <w:rPr>
+          <w:b w:val="0"/>
+        </w:rPr>
+        <w:t>90% versus</w:t>
+      </w:r>
+      <w:r>
+        <w:rPr>
+          <w:b/>
+        </w:rPr>
+        <w:t>60%</w:t>
+      </w:r>
+      <w:r>
+        <w:rPr>
+          <w:b w:val="0"/>
+        </w:rPr>
+        <w:t xml:space="preserve">, gap30 percentage points. Report </w:t>
+      </w:r>
+      <w:r>
+        <w:rPr>
+          <w:b/>
+        </w:rPr>
+        <w:t>denominator</w:t>
+      </w:r>
+      <w:r>
+        <w:rPr>
+          <w:b w:val="0"/>
+        </w:rPr>
+        <w:t>s and investigate collection/label differences without assuming an inherent group cause.</w:t>
       </w:r>
     </w:p>
     <w:p>
@@ -3224,6 +5278,11 @@
       </w:r>
     </w:p>
     <w:p>
+      <w:r>
+        <w:t>Attempt the reserved new case before feedback. Record support; the earlier examples below remain additional practice.</w:t>
+      </w:r>
+    </w:p>
+    <w:p>
       <w:pPr>
         <w:pStyle w:val="Heading3"/>
       </w:pPr>
@@ -3232,7 +5291,13 @@
       </w:r>
     </w:p>
     <w:p>
-      <w:r>
+      <w:pPr>
+        <w:spacing w:line="336" w:lineRule="auto" w:after="180"/>
+      </w:pPr>
+      <w:r>
+        <w:rPr>
+          <w:b w:val="0"/>
+        </w:rPr>
         <w:t>Groups X 1 error/10 and Y 2/4: calculate separate and pooled rates, then state one limit.</w:t>
       </w:r>
     </w:p>
@@ -3280,7 +5345,13 @@
       </w:r>
     </w:p>
     <w:p>
-      <w:r>
+      <w:pPr>
+        <w:spacing w:line="336" w:lineRule="auto" w:after="180"/>
+      </w:pPr>
+      <w:r>
+        <w:rPr>
+          <w:b w:val="0"/>
+        </w:rPr>
         <w:t>Attempt this case before feedback. Record any help. Earlier examples below are further practice; a case already practised with feedback cannot establish fresh transfer.</w:t>
       </w:r>
     </w:p>
@@ -3293,18 +5364,42 @@
       </w:r>
     </w:p>
     <w:p>
-      <w:r>
+      <w:pPr>
+        <w:spacing w:line="336" w:lineRule="auto" w:after="180"/>
+      </w:pPr>
+      <w:r>
+        <w:rPr>
+          <w:b w:val="0"/>
+        </w:rPr>
         <w:t>Close the worked explanation. Apply the idea to this different question without copying.</w:t>
       </w:r>
     </w:p>
     <w:p>
-      <w:r>
+      <w:pPr>
+        <w:spacing w:line="336" w:lineRule="auto" w:after="180"/>
+      </w:pPr>
+      <w:r>
+        <w:rPr>
+          <w:b w:val="0"/>
+        </w:rPr>
         <w:t>Accuracy is 18/20 in bright light and 6/10 in dim light. Compute both rates and the percentage-point gap.</w:t>
       </w:r>
     </w:p>
     <w:p>
-      <w:r>
-        <w:t>My answer, with a trace, calculation or supporting evidence</w:t>
+      <w:pPr>
+        <w:spacing w:line="336" w:lineRule="auto" w:after="180"/>
+      </w:pPr>
+      <w:r>
+        <w:rPr>
+          <w:b w:val="0"/>
+        </w:rPr>
+        <w:t xml:space="preserve">My answer, with a trace, calculation or supporting </w:t>
+      </w:r>
+      <w:r>
+        <w:rPr>
+          <w:b/>
+        </w:rPr>
+        <w:t>evidence</w:t>
       </w:r>
     </w:p>
     <w:p>
@@ -3349,13 +5444,37 @@
       </w:r>
     </w:p>
     <w:p>
-      <w:r>
+      <w:pPr>
+        <w:spacing w:line="336" w:lineRule="auto" w:after="180"/>
+      </w:pPr>
+      <w:r>
+        <w:rPr>
+          <w:b w:val="0"/>
+        </w:rPr>
         <w:t>Change one relevant detail. Predict the result before testing. Include a boundary or missing-information case when it helps reveal a limit.</w:t>
       </w:r>
     </w:p>
     <w:p>
-      <w:r>
-        <w:t>My changed input and expected result</w:t>
+      <w:pPr>
+        <w:spacing w:line="336" w:lineRule="auto" w:after="180"/>
+      </w:pPr>
+      <w:r>
+        <w:rPr>
+          <w:b w:val="0"/>
+        </w:rPr>
+        <w:t xml:space="preserve">My changed </w:t>
+      </w:r>
+      <w:r>
+        <w:rPr>
+          <w:b/>
+        </w:rPr>
+        <w:t>input</w:t>
+      </w:r>
+      <w:r>
+        <w:rPr>
+          <w:b w:val="0"/>
+        </w:rPr>
+        <w:t xml:space="preserve"> and expected result</w:t>
       </w:r>
     </w:p>
     <w:p>
@@ -3400,13 +5519,49 @@
       </w:r>
     </w:p>
     <w:p>
-      <w:r>
-        <w:t>Add subgroup tables and a minimum acceptable threshold to the Plant Classifier release criteria.</w:t>
-      </w:r>
-    </w:p>
-    <w:p>
-      <w:r>
-        <w:t>The evidence I will keep</w:t>
+      <w:pPr>
+        <w:spacing w:line="336" w:lineRule="auto" w:after="180"/>
+      </w:pPr>
+      <w:r>
+        <w:rPr>
+          <w:b w:val="0"/>
+        </w:rPr>
+        <w:t xml:space="preserve">Add </w:t>
+      </w:r>
+      <w:r>
+        <w:rPr>
+          <w:b/>
+        </w:rPr>
+        <w:t>subgroup</w:t>
+      </w:r>
+      <w:r>
+        <w:rPr>
+          <w:b w:val="0"/>
+        </w:rPr>
+        <w:t xml:space="preserve"> tables and a minimum acceptable threshold to the Plant Classifier release criteria.</w:t>
+      </w:r>
+    </w:p>
+    <w:p>
+      <w:pPr>
+        <w:spacing w:line="336" w:lineRule="auto" w:after="180"/>
+      </w:pPr>
+      <w:r>
+        <w:rPr>
+          <w:b w:val="0"/>
+        </w:rPr>
+        <w:t xml:space="preserve">The </w:t>
+      </w:r>
+      <w:r>
+        <w:rPr>
+          <w:b/>
+        </w:rPr>
+        <w:t>evidence</w:t>
+      </w:r>
+      <w:r>
+        <w:rPr>
+          <w:b w:val="0"/>
+        </w:rPr>
+        <w:t xml:space="preserve"> I will keep</w:t>
       </w:r>
     </w:p>
     <w:p>
@@ -3443,8 +5598,26 @@
       </w:r>
     </w:p>
     <w:p>
-      <w:r>
-        <w:t>Your teacher has the independent answer and scoring criteria. Complete the matching workbook week to keep your practice evidence together.</w:t>
+      <w:pPr>
+        <w:spacing w:line="336" w:lineRule="auto" w:after="180"/>
+      </w:pPr>
+      <w:r>
+        <w:rPr>
+          <w:b w:val="0"/>
+        </w:rPr>
+        <w:t xml:space="preserve">Your teacher has the independent answer and scoring criteria. Complete the matching workbook week to keep your practice </w:t>
+      </w:r>
+      <w:r>
+        <w:rPr>
+          <w:b/>
+        </w:rPr>
+        <w:t>evidence</w:t>
+      </w:r>
+      <w:r>
+        <w:rPr>
+          <w:b w:val="0"/>
+        </w:rPr>
+        <w:t xml:space="preserve"> together.</w:t>
       </w:r>
     </w:p>
     <w:p>
@@ -3456,8 +5629,27 @@
       </w:r>
     </w:p>
     <w:p>
-      <w:r>
-        <w:t>Device A gets 18/20 correct; B gets 6/10. Compute overall accuracy and the subgroup gap. What causal claim is not supported?</w:t>
+      <w:pPr>
+        <w:spacing w:line="336" w:lineRule="auto" w:after="180"/>
+        <w:shd w:fill="F5F1FB"/>
+      </w:pPr>
+      <w:r>
+        <w:rPr>
+          <w:b w:val="0"/>
+        </w:rPr>
+        <w:t xml:space="preserve">Device A gets 18/20 correct; B gets 6/10. Compute overall accuracy and the </w:t>
+      </w:r>
+      <w:r>
+        <w:rPr>
+          <w:b/>
+        </w:rPr>
+        <w:t>subgroup</w:t>
+      </w:r>
+      <w:r>
+        <w:rPr>
+          <w:b w:val="0"/>
+        </w:rPr>
+        <w:t xml:space="preserve"> gap. What causal claim is not supported?</w:t>
       </w:r>
     </w:p>
     <w:p>
@@ -3512,8 +5704,25 @@
       </w:r>
     </w:p>
     <w:p>
-      <w:r>
-        <w:t>Attempt the independent case before hints. Record whether you worked alone, used a hint or followed a model. After feedback, fix the first unsupported step and explain why it changed. A later check uses a changed case, not a copied answer.</w:t>
+      <w:pPr>
+        <w:spacing w:line="336" w:lineRule="auto" w:after="180"/>
+      </w:pPr>
+      <w:r>
+        <w:rPr>
+          <w:b w:val="0"/>
+        </w:rPr>
+        <w:t>Attempt the independent case before hints. Record whether you worked alone, used a hint or followed a model. After feedback, fix the first unsupported step and explain why it changed.</w:t>
+      </w:r>
+    </w:p>
+    <w:p>
+      <w:pPr>
+        <w:spacing w:line="336" w:lineRule="auto" w:after="180"/>
+      </w:pPr>
+      <w:r>
+        <w:rPr>
+          <w:b w:val="0"/>
+        </w:rPr>
+        <w:t>A later check uses a changed case, not a copied answer.</w:t>
       </w:r>
     </w:p>
     <w:p>
@@ -3526,7 +5735,30 @@
     </w:p>
     <w:p>
       <w:r>
-        <w:t>Start with this question: Calculate subgroup and pooled error rates without letting the larger group hide a gap.</w:t>
+        <w:t>Use this map to navigate Subgroup Performance, connect the goals to tasks and keep one evidence record for each attempt.</w:t>
+      </w:r>
+    </w:p>
+    <w:p>
+      <w:pPr>
+        <w:spacing w:line="336" w:lineRule="auto" w:after="180"/>
+      </w:pPr>
+      <w:r>
+        <w:rPr>
+          <w:b w:val="0"/>
+        </w:rPr>
+        <w:t xml:space="preserve">Start with this question: Calculate </w:t>
+      </w:r>
+      <w:r>
+        <w:rPr>
+          <w:b/>
+        </w:rPr>
+        <w:t>subgroup</w:t>
+      </w:r>
+      <w:r>
+        <w:rPr>
+          <w:b w:val="0"/>
+        </w:rPr>
+        <w:t xml:space="preserve"> and pooled error rates without letting the larger group hide a gap.</w:t>
       </w:r>
     </w:p>
     <w:tbl>
@@ -3632,13 +5864,61 @@
       </w:tr>
     </w:tbl>
     <w:p>
-      <w:r>
-        <w:t>Remember → watch and explain → try with help → investigate → try independently → keep project evidence. Your teacher may spread this lesson across several classes.</w:t>
-      </w:r>
-    </w:p>
-    <w:p>
-      <w:r>
-        <w:t>Keep your first prediction. Compare it with what the evidence shows and explain any change.</w:t>
+      <w:pPr>
+        <w:spacing w:line="336" w:lineRule="auto" w:after="180"/>
+      </w:pPr>
+      <w:r>
+        <w:rPr>
+          <w:b w:val="0"/>
+        </w:rPr>
+        <w:t xml:space="preserve">Remember → watch and explain → try with help → investigate → try independently → keep project </w:t>
+      </w:r>
+      <w:r>
+        <w:rPr>
+          <w:b/>
+        </w:rPr>
+        <w:t>evidence</w:t>
+      </w:r>
+      <w:r>
+        <w:rPr>
+          <w:b w:val="0"/>
+        </w:rPr>
+        <w:t>. Your teacher may spread this lesson across several classes.</w:t>
+      </w:r>
+    </w:p>
+    <w:p>
+      <w:pPr>
+        <w:spacing w:line="336" w:lineRule="auto" w:after="180"/>
+      </w:pPr>
+      <w:r>
+        <w:rPr>
+          <w:b w:val="0"/>
+        </w:rPr>
+        <w:t xml:space="preserve">Keep your first </w:t>
+      </w:r>
+      <w:r>
+        <w:rPr>
+          <w:b/>
+        </w:rPr>
+        <w:t>prediction</w:t>
+      </w:r>
+      <w:r>
+        <w:rPr>
+          <w:b w:val="0"/>
+        </w:rPr>
+        <w:t xml:space="preserve">. Compare it with what the </w:t>
+      </w:r>
+      <w:r>
+        <w:rPr>
+          <w:b/>
+        </w:rPr>
+        <w:t>evidence</w:t>
+      </w:r>
+      <w:r>
+        <w:rPr>
+          <w:b w:val="0"/>
+        </w:rPr>
+        <w:t xml:space="preserve"> shows and explain any change.</w:t>
       </w:r>
     </w:p>
     <w:p>
@@ -3651,7 +5931,30 @@
     </w:p>
     <w:p>
       <w:r>
-        <w:t>Close your notes. Explain this goal in your own words: Calculate subgroup results with sample sizes</w:t>
+        <w:t>Explain Subgroup Performance without notes, identify a remaining question and plan a later check with a changed case.</w:t>
+      </w:r>
+    </w:p>
+    <w:p>
+      <w:pPr>
+        <w:spacing w:line="336" w:lineRule="auto" w:after="180"/>
+      </w:pPr>
+      <w:r>
+        <w:rPr>
+          <w:b w:val="0"/>
+        </w:rPr>
+        <w:t xml:space="preserve">Close your notes. Explain this goal in your own words: Calculate </w:t>
+      </w:r>
+      <w:r>
+        <w:rPr>
+          <w:b/>
+        </w:rPr>
+        <w:t>subgroup</w:t>
+      </w:r>
+      <w:r>
+        <w:rPr>
+          <w:b w:val="0"/>
+        </w:rPr>
+        <w:t xml:space="preserve"> results with sample sizes</w:t>
       </w:r>
     </w:p>
     <w:p>
@@ -3688,13 +5991,61 @@
       </w:r>
     </w:p>
     <w:p>
-      <w:r>
-        <w:t>If you are unsure, return to the worked picture and explain one arrow. If you are ready, change an input or assumption and justify your prediction.</w:t>
-      </w:r>
-    </w:p>
-    <w:p>
-      <w:r>
-        <w:t>Save your workbook evidence. At the next review, try a different case before opening your old answer.</w:t>
+      <w:pPr>
+        <w:spacing w:line="336" w:lineRule="auto" w:after="180"/>
+      </w:pPr>
+      <w:r>
+        <w:rPr>
+          <w:b w:val="0"/>
+        </w:rPr>
+        <w:t xml:space="preserve">If you are unsure, return to the worked picture and explain one arrow. If you are ready, change an </w:t>
+      </w:r>
+      <w:r>
+        <w:rPr>
+          <w:b/>
+        </w:rPr>
+        <w:t>input</w:t>
+      </w:r>
+      <w:r>
+        <w:rPr>
+          <w:b w:val="0"/>
+        </w:rPr>
+        <w:t xml:space="preserve"> or assumption and justify your </w:t>
+      </w:r>
+      <w:r>
+        <w:rPr>
+          <w:b/>
+        </w:rPr>
+        <w:t>prediction</w:t>
+      </w:r>
+      <w:r>
+        <w:rPr>
+          <w:b w:val="0"/>
+        </w:rPr>
+        <w:t>.</w:t>
+      </w:r>
+    </w:p>
+    <w:p>
+      <w:pPr>
+        <w:spacing w:line="336" w:lineRule="auto" w:after="180"/>
+      </w:pPr>
+      <w:r>
+        <w:rPr>
+          <w:b w:val="0"/>
+        </w:rPr>
+        <w:t xml:space="preserve">Save your workbook </w:t>
+      </w:r>
+      <w:r>
+        <w:rPr>
+          <w:b/>
+        </w:rPr>
+        <w:t>evidence</w:t>
+      </w:r>
+      <w:r>
+        <w:rPr>
+          <w:b w:val="0"/>
+        </w:rPr>
+        <w:t>. At the next review, try a different case before opening your old answer.</w:t>
       </w:r>
     </w:p>
     <w:p>
@@ -3707,12 +6058,41 @@
     </w:p>
     <w:p>
       <w:r>
+        <w:t>Attempt supported questions before using hints or feedback. Review a missing building block, then keep the completed work.</w:t>
+      </w:r>
+    </w:p>
+    <w:p>
+      <w:pPr>
+        <w:spacing w:line="336" w:lineRule="auto" w:after="180"/>
+      </w:pPr>
+      <w:r>
+        <w:rPr>
+          <w:b w:val="0"/>
+        </w:rPr>
         <w:t>Use this supported practice once, in the browser or on paper. Keep the reserved independent assessment for a separate first attempt before teacher feedback.</w:t>
       </w:r>
     </w:p>
     <w:p>
-      <w:r>
-        <w:t>Calculate subgroup and pooled error rates without letting the larger group hide a gap.</w:t>
+      <w:pPr>
+        <w:spacing w:line="336" w:lineRule="auto" w:after="180"/>
+      </w:pPr>
+      <w:r>
+        <w:rPr>
+          <w:b w:val="0"/>
+        </w:rPr>
+        <w:t xml:space="preserve">Calculate </w:t>
+      </w:r>
+      <w:r>
+        <w:rPr>
+          <w:b/>
+        </w:rPr>
+        <w:t>subgroup</w:t>
+      </w:r>
+      <w:r>
+        <w:rPr>
+          <w:b w:val="0"/>
+        </w:rPr>
+        <w:t xml:space="preserve"> and pooled error rates without letting the larger group hide a gap.</w:t>
       </w:r>
     </w:p>
     <w:p>
@@ -3724,22 +6104,61 @@
       </w:r>
     </w:p>
     <w:p>
-      <w:r>
-        <w:t>Which labelled step matches this detail? Total error=5/25=20%, which hides the 50-percentage-point subgroup difference.</w:t>
-      </w:r>
-    </w:p>
-    <w:p>
-      <w:r>
+      <w:pPr>
+        <w:spacing w:line="336" w:lineRule="auto" w:after="180"/>
+      </w:pPr>
+      <w:r>
+        <w:rPr>
+          <w:b w:val="0"/>
+        </w:rPr>
+        <w:t xml:space="preserve">Which labelled step matches this detail? Total error=5/25=20%, which hides the 50-percentage-point </w:t>
+      </w:r>
+      <w:r>
+        <w:rPr>
+          <w:b/>
+        </w:rPr>
+        <w:t>subgroup</w:t>
+      </w:r>
+      <w:r>
+        <w:rPr>
+          <w:b w:val="0"/>
+        </w:rPr>
+        <w:t xml:space="preserve"> difference.</w:t>
+      </w:r>
+    </w:p>
+    <w:p>
+      <w:pPr>
+        <w:spacing w:line="336" w:lineRule="auto" w:after="180"/>
+        <w:shd w:fill="F4F9FC"/>
+      </w:pPr>
+      <w:r>
+        <w:rPr>
+          <w:b w:val="0"/>
+        </w:rPr>
         <w:t>1. Pooled rate</w:t>
       </w:r>
     </w:p>
     <w:p>
-      <w:r>
+      <w:pPr>
+        <w:spacing w:line="336" w:lineRule="auto" w:after="180"/>
+        <w:shd w:fill="F4F9FC"/>
+      </w:pPr>
+      <w:r>
+        <w:rPr>
+          <w:b w:val="0"/>
+        </w:rPr>
         <w:t>2. Sun rate</w:t>
       </w:r>
     </w:p>
     <w:p>
-      <w:r>
+      <w:pPr>
+        <w:spacing w:line="336" w:lineRule="auto" w:after="180"/>
+        <w:shd w:fill="F4F9FC"/>
+      </w:pPr>
+      <w:r>
+        <w:rPr>
+          <w:b w:val="0"/>
+        </w:rPr>
         <w:t>3. Shade rate</w:t>
       </w:r>
     </w:p>
@@ -3777,41 +6196,191 @@
       </w:r>
     </w:p>
     <w:p>
-      <w:r>
+      <w:pPr>
+        <w:pStyle w:val="Heading3"/>
+      </w:pPr>
+      <w:r>
+        <w:t>Hint · try first</w:t>
+      </w:r>
+    </w:p>
+    <w:p>
+      <w:pPr>
+        <w:spacing w:line="336" w:lineRule="auto" w:after="180"/>
+        <w:shd w:fill="F1F6F8"/>
+      </w:pPr>
+      <w:r>
+        <w:rPr>
+          <w:b w:val="0"/>
+        </w:rPr>
         <w:t>Hint if needed: Read the steps in the pictorial case. Match the supplied detail to the stage that performs or records it.</w:t>
       </w:r>
     </w:p>
     <w:p>
-      <w:r>
-        <w:t>After your attempt, compare with the supported explanation: Pooled rate Total error=5/25=20%, which hides the 50-percentage-point subgroup difference. Read the picture in order. Total error=5/25=20%, which hides the 50-percentage-point subgroup difference. The arrows show which recorded input or intermediate result each decision uses. Explain the deciding step aloud before checking the changed case; pointing to the final answer alone does not show how it follows.</w:t>
-      </w:r>
-    </w:p>
-    <w:p>
       <w:pPr>
         <w:pStyle w:val="Heading3"/>
       </w:pPr>
       <w:r>
+        <w:t>Feedback · compare after trying</w:t>
+      </w:r>
+    </w:p>
+    <w:p>
+      <w:pPr>
+        <w:spacing w:line="336" w:lineRule="auto" w:after="180"/>
+        <w:shd w:fill="F1F6FC"/>
+      </w:pPr>
+      <w:r>
+        <w:rPr>
+          <w:b w:val="0"/>
+        </w:rPr>
+        <w:t xml:space="preserve">After your attempt, compare with the supported explanation: Pooled rate Total error=5/25=20%, which hides the 50-percentage-point </w:t>
+      </w:r>
+      <w:r>
+        <w:rPr>
+          <w:b/>
+        </w:rPr>
+        <w:t>subgroup</w:t>
+      </w:r>
+      <w:r>
+        <w:rPr>
+          <w:b w:val="0"/>
+        </w:rPr>
+        <w:t xml:space="preserve"> difference. Read the picture in order.</w:t>
+      </w:r>
+    </w:p>
+    <w:p>
+      <w:pPr>
+        <w:spacing w:line="336" w:lineRule="auto" w:after="180"/>
+        <w:shd w:fill="F1F6FC"/>
+      </w:pPr>
+      <w:r>
+        <w:rPr>
+          <w:b w:val="0"/>
+        </w:rPr>
+        <w:t xml:space="preserve">Total error=5/25=20%, which hides the 50-percentage-point </w:t>
+      </w:r>
+      <w:r>
+        <w:rPr>
+          <w:b/>
+        </w:rPr>
+        <w:t>subgroup</w:t>
+      </w:r>
+      <w:r>
+        <w:rPr>
+          <w:b w:val="0"/>
+        </w:rPr>
+        <w:t xml:space="preserve"> difference. The arrows show which recorded </w:t>
+      </w:r>
+      <w:r>
+        <w:rPr>
+          <w:b/>
+        </w:rPr>
+        <w:t>input</w:t>
+      </w:r>
+      <w:r>
+        <w:rPr>
+          <w:b w:val="0"/>
+        </w:rPr>
+        <w:t xml:space="preserve"> or intermediate result each decision uses.</w:t>
+      </w:r>
+    </w:p>
+    <w:p>
+      <w:pPr>
+        <w:spacing w:line="336" w:lineRule="auto" w:after="180"/>
+        <w:shd w:fill="F1F6FC"/>
+      </w:pPr>
+      <w:r>
+        <w:rPr>
+          <w:b w:val="0"/>
+        </w:rPr>
+        <w:t>Explain the deciding step aloud before checking the changed case; pointing to the final answer alone does not show how it follows.</w:t>
+      </w:r>
+    </w:p>
+    <w:p>
+      <w:pPr>
+        <w:pStyle w:val="Heading3"/>
+      </w:pPr>
+      <w:r>
         <w:t>Practice 2: explain the deciding evidence</w:t>
       </w:r>
     </w:p>
     <w:p>
-      <w:r>
+      <w:pPr>
+        <w:pStyle w:val="Heading3"/>
+      </w:pPr>
+      <w:r>
+        <w:t>Changed case · predict first</w:t>
+      </w:r>
+    </w:p>
+    <w:p>
+      <w:pPr>
+        <w:spacing w:line="336" w:lineRule="auto" w:after="180"/>
+        <w:shd w:fill="F5F1FB"/>
+      </w:pPr>
+      <w:r>
+        <w:rPr>
+          <w:b w:val="0"/>
+        </w:rPr>
         <w:t>Changed-case practice: Shade gains5 new cases with no errors. Which conclusion is supported by the supplied facts?</w:t>
       </w:r>
     </w:p>
     <w:p>
-      <w:r>
-        <w:t>1. We can decide the result without examining the changed input or the procedure.</w:t>
-      </w:r>
-    </w:p>
-    <w:p>
-      <w:r>
+      <w:pPr>
+        <w:spacing w:line="336" w:lineRule="auto" w:after="180"/>
+        <w:shd w:fill="F4F9FC"/>
+      </w:pPr>
+      <w:r>
+        <w:rPr>
+          <w:b w:val="0"/>
+        </w:rPr>
+        <w:t xml:space="preserve">1. We can decide the result without examining the changed </w:t>
+      </w:r>
+      <w:r>
+        <w:rPr>
+          <w:b/>
+        </w:rPr>
+        <w:t>input</w:t>
+      </w:r>
+      <w:r>
+        <w:rPr>
+          <w:b w:val="0"/>
+        </w:rPr>
+        <w:t xml:space="preserve"> or the procedure.</w:t>
+      </w:r>
+    </w:p>
+    <w:p>
+      <w:pPr>
+        <w:spacing w:line="336" w:lineRule="auto" w:after="180"/>
+        <w:shd w:fill="F4F9FC"/>
+      </w:pPr>
+      <w:r>
+        <w:rPr>
+          <w:b w:val="0"/>
+        </w:rPr>
         <w:t>2. Shade error becomes3/10=30%; pooled error becomes5/30≈16.7%.</w:t>
       </w:r>
     </w:p>
     <w:p>
-      <w:r>
-        <w:t>3. This one example guarantees correct results for every future input.</w:t>
+      <w:pPr>
+        <w:spacing w:line="336" w:lineRule="auto" w:after="180"/>
+        <w:shd w:fill="F4F9FC"/>
+      </w:pPr>
+      <w:r>
+        <w:rPr>
+          <w:b w:val="0"/>
+        </w:rPr>
+        <w:t xml:space="preserve">3. This one example guarantees correct results for every future </w:t>
+      </w:r>
+      <w:r>
+        <w:rPr>
+          <w:b/>
+        </w:rPr>
+        <w:t>input</w:t>
+      </w:r>
+      <w:r>
+        <w:rPr>
+          <w:b w:val="0"/>
+        </w:rPr>
+        <w:t>.</w:t>
       </w:r>
     </w:p>
     <w:p>
@@ -3848,36 +6417,225 @@
       </w:r>
     </w:p>
     <w:p>
-      <w:r>
+      <w:pPr>
+        <w:pStyle w:val="Heading3"/>
+      </w:pPr>
+      <w:r>
+        <w:t>Hint · try first</w:t>
+      </w:r>
+    </w:p>
+    <w:p>
+      <w:pPr>
+        <w:spacing w:line="336" w:lineRule="auto" w:after="180"/>
+        <w:shd w:fill="F1F6F8"/>
+      </w:pPr>
+      <w:r>
+        <w:rPr>
+          <w:b w:val="0"/>
+        </w:rPr>
         <w:t>Hint if needed: Use the changed condition and the deciding step in the pictorial trace. The answer must say what follows from those facts.</w:t>
       </w:r>
     </w:p>
     <w:p>
-      <w:r>
-        <w:t>After your attempt, compare with the supported explanation: Shade error becomes3/10=30%; pooled error becomes5/30≈16.7%. Extra evaluated cases change denominators; existing errors have not disappeared.</w:t>
-      </w:r>
-    </w:p>
-    <w:p>
       <w:pPr>
         <w:pStyle w:val="Heading3"/>
       </w:pPr>
       <w:r>
+        <w:t>Feedback · compare after trying</w:t>
+      </w:r>
+    </w:p>
+    <w:p>
+      <w:pPr>
+        <w:spacing w:line="336" w:lineRule="auto" w:after="180"/>
+        <w:shd w:fill="F1F6FC"/>
+      </w:pPr>
+      <w:r>
+        <w:rPr>
+          <w:b w:val="0"/>
+        </w:rPr>
+        <w:t xml:space="preserve">After your attempt, compare with the supported explanation: Shade error becomes3/10=30%; pooled error becomes5/30≈16.7%. Extra evaluated cases change </w:t>
+      </w:r>
+      <w:r>
+        <w:rPr>
+          <w:b/>
+        </w:rPr>
+        <w:t>denominator</w:t>
+      </w:r>
+      <w:r>
+        <w:rPr>
+          <w:b w:val="0"/>
+        </w:rPr>
+        <w:t>s; existing errors have not disappeared.</w:t>
+      </w:r>
+    </w:p>
+    <w:p>
+      <w:pPr>
+        <w:pStyle w:val="Heading3"/>
+      </w:pPr>
+      <w:r>
         <w:t>Repair a missing building block</w:t>
       </w:r>
     </w:p>
     <w:p>
-      <w:r>
-        <w:t>Review Improve Generalization (ai-4/30). Goal: Compare training and validation evidence for model capacity. Short practice: What fresh evidence is needed after adding crossed training data? Point to the relevant step in the picture, then write the changed result and the rule or evidence that supports it.. Return to this week and explain what you changed.</w:t>
-      </w:r>
-    </w:p>
-    <w:p>
-      <w:r>
-        <w:t>Review Learning Curves (ai-4/28). Goal: Read training-size learning curves. Short practice: What comparison is valid if the validation set changes between sizes? Point to the relevant step in the picture, then write the changed result and the rule or evidence that supports it.. Return to this week and explain what you changed.</w:t>
-      </w:r>
-    </w:p>
-    <w:p>
-      <w:r>
-        <w:t>Review Metrics Match Consequences (ai-4/25). Goal: Apply a declared score threshold including equality. Short practice: Which labels determine the false-alarm count at threshold 0.4? Point to the relevant step in the picture, then write the changed result and the rule or evidence that supports it.. Return to this week and explain what you changed.</w:t>
+      <w:pPr>
+        <w:spacing w:line="336" w:lineRule="auto" w:after="180"/>
+      </w:pPr>
+      <w:r>
+        <w:rPr>
+          <w:b w:val="0"/>
+        </w:rPr>
+        <w:t xml:space="preserve">Review Improve Generalization (ai-4/30). Goal: Compare </w:t>
+      </w:r>
+      <w:r>
+        <w:rPr>
+          <w:b/>
+        </w:rPr>
+        <w:t>training</w:t>
+      </w:r>
+      <w:r>
+        <w:rPr>
+          <w:b w:val="0"/>
+        </w:rPr>
+        <w:t xml:space="preserve"> and validation </w:t>
+      </w:r>
+      <w:r>
+        <w:rPr>
+          <w:b/>
+        </w:rPr>
+        <w:t>evidence</w:t>
+      </w:r>
+      <w:r>
+        <w:rPr>
+          <w:b w:val="0"/>
+        </w:rPr>
+        <w:t xml:space="preserve"> for model capacity. Short practice: What fresh </w:t>
+      </w:r>
+      <w:r>
+        <w:rPr>
+          <w:b/>
+        </w:rPr>
+        <w:t>evidence</w:t>
+      </w:r>
+      <w:r>
+        <w:rPr>
+          <w:b w:val="0"/>
+        </w:rPr>
+        <w:t xml:space="preserve"> is needed after adding crossed </w:t>
+      </w:r>
+      <w:r>
+        <w:rPr>
+          <w:b/>
+        </w:rPr>
+        <w:t>training</w:t>
+      </w:r>
+      <w:r>
+        <w:rPr>
+          <w:b w:val="0"/>
+        </w:rPr>
+        <w:t xml:space="preserve"> data?</w:t>
+      </w:r>
+    </w:p>
+    <w:p>
+      <w:pPr>
+        <w:spacing w:line="336" w:lineRule="auto" w:after="180"/>
+      </w:pPr>
+      <w:r>
+        <w:rPr>
+          <w:b w:val="0"/>
+        </w:rPr>
+        <w:t xml:space="preserve">Point to the relevant step in the picture, then write the changed result and the rule or </w:t>
+      </w:r>
+      <w:r>
+        <w:rPr>
+          <w:b/>
+        </w:rPr>
+        <w:t>evidence</w:t>
+      </w:r>
+      <w:r>
+        <w:rPr>
+          <w:b w:val="0"/>
+        </w:rPr>
+        <w:t xml:space="preserve"> that supports it.. Return to this week and explain what you changed.</w:t>
+      </w:r>
+    </w:p>
+    <w:p>
+      <w:pPr>
+        <w:spacing w:line="336" w:lineRule="auto" w:after="180"/>
+      </w:pPr>
+      <w:r>
+        <w:rPr>
+          <w:b w:val="0"/>
+        </w:rPr>
+        <w:t xml:space="preserve">Review Learning Curves (ai-4/28). Goal: Read </w:t>
+      </w:r>
+      <w:r>
+        <w:rPr>
+          <w:b/>
+        </w:rPr>
+        <w:t>training</w:t>
+      </w:r>
+      <w:r>
+        <w:rPr>
+          <w:b w:val="0"/>
+        </w:rPr>
+        <w:t>-size learning curves. Short practice: What comparison is valid if the validation set changes between sizes?</w:t>
+      </w:r>
+    </w:p>
+    <w:p>
+      <w:pPr>
+        <w:spacing w:line="336" w:lineRule="auto" w:after="180"/>
+      </w:pPr>
+      <w:r>
+        <w:rPr>
+          <w:b w:val="0"/>
+        </w:rPr>
+        <w:t xml:space="preserve">Point to the relevant step in the picture, then write the changed result and the rule or </w:t>
+      </w:r>
+      <w:r>
+        <w:rPr>
+          <w:b/>
+        </w:rPr>
+        <w:t>evidence</w:t>
+      </w:r>
+      <w:r>
+        <w:rPr>
+          <w:b w:val="0"/>
+        </w:rPr>
+        <w:t xml:space="preserve"> that supports it.. Return to this week and explain what you changed.</w:t>
+      </w:r>
+    </w:p>
+    <w:p>
+      <w:pPr>
+        <w:spacing w:line="336" w:lineRule="auto" w:after="180"/>
+      </w:pPr>
+      <w:r>
+        <w:rPr>
+          <w:b w:val="0"/>
+        </w:rPr>
+        <w:t>Review Metrics Match Consequences (ai-4/25). Goal: Apply a declared score threshold including equality. Short practice: Which labels determine the false-alarm count at threshold 0.4?</w:t>
+      </w:r>
+    </w:p>
+    <w:p>
+      <w:pPr>
+        <w:spacing w:line="336" w:lineRule="auto" w:after="180"/>
+      </w:pPr>
+      <w:r>
+        <w:rPr>
+          <w:b w:val="0"/>
+        </w:rPr>
+        <w:t xml:space="preserve">Point to the relevant step in the picture, then write the changed result and the rule or </w:t>
+      </w:r>
+      <w:r>
+        <w:rPr>
+          <w:b/>
+        </w:rPr>
+        <w:t>evidence</w:t>
+      </w:r>
+      <w:r>
+        <w:rPr>
+          <w:b w:val="0"/>
+        </w:rPr>
+        <w:t xml:space="preserve"> that supports it.. Return to this week and explain what you changed.</w:t>
       </w:r>
     </w:p>
     <w:p>
@@ -3889,8 +6647,704 @@
       </w:r>
     </w:p>
     <w:p>
-      <w:r>
-        <w:t>Use Download completed work in the hosted lesson to export your answers, reflections, practice feedback and code-run evidence. Open the HTML copy to read or print it. Drafts stay in this browser when storage is available; clear drafts on a shared device.</w:t>
+      <w:pPr>
+        <w:spacing w:line="336" w:lineRule="auto" w:after="180"/>
+      </w:pPr>
+      <w:r>
+        <w:rPr>
+          <w:b w:val="0"/>
+        </w:rPr>
+        <w:t xml:space="preserve">Use Download completed work in the hosted lesson to export your answers, reflections, practice feedback and code-run </w:t>
+      </w:r>
+      <w:r>
+        <w:rPr>
+          <w:b/>
+        </w:rPr>
+        <w:t>evidence</w:t>
+      </w:r>
+      <w:r>
+        <w:rPr>
+          <w:b w:val="0"/>
+        </w:rPr>
+        <w:t>. Open the HTML copy to read or print it.</w:t>
+      </w:r>
+    </w:p>
+    <w:p>
+      <w:pPr>
+        <w:spacing w:line="336" w:lineRule="auto" w:after="180"/>
+      </w:pPr>
+      <w:r>
+        <w:rPr>
+          <w:b w:val="0"/>
+        </w:rPr>
+        <w:t>Drafts stay in this browser when storage is available; clear drafts on a shared device.</w:t>
+      </w:r>
+    </w:p>
+    <w:p>
+      <w:pPr>
+        <w:pStyle w:val="Heading1"/>
+      </w:pPr>
+      <w:r>
+        <w:t>18. Visual concept journey</w:t>
+      </w:r>
+    </w:p>
+    <w:p>
+      <w:r>
+        <w:t>Explain each Subgroup Performance graphic using its labels, deciding evidence and relevant limitation.</w:t>
+      </w:r>
+    </w:p>
+    <w:p>
+      <w:pPr>
+        <w:pStyle w:val="Heading3"/>
+      </w:pPr>
+      <w:r>
+        <w:t>01. Subgroup Performance: the case</w:t>
+      </w:r>
+    </w:p>
+    <w:p>
+      <w:r>
+        <w:drawing>
+          <wp:inline xmlns:a="http://schemas.openxmlformats.org/drawingml/2006/main" xmlns:pic="http://schemas.openxmlformats.org/drawingml/2006/picture">
+            <wp:extent cx="5486400" cy="2990088"/>
+            <wp:docPr id="23" name="Picture 23" descr="Calculate subgroup and pooled error rates without letting the larger group hide a gap. Supplied facts: Group Sun: 2 errors in20 photos; Shade: 3 errors in5. Same error definition; related plant views are documented. All inputs and outcomes in this worked example are invented classroom data; no real model run is claimed."/>
+            <wp:cNvGraphicFramePr>
+              <a:graphicFrameLocks noChangeAspect="1"/>
+            </wp:cNvGraphicFramePr>
+            <a:graphic>
+              <a:graphicData uri="http://schemas.openxmlformats.org/drawingml/2006/picture">
+                <pic:pic>
+                  <pic:nvPicPr>
+                    <pic:cNvPr id="0" name="academy-story-ai-4-31-01.png"/>
+                    <pic:cNvPicPr/>
+                  </pic:nvPicPr>
+                  <pic:blipFill>
+                    <a:blip r:embed="rId30"/>
+                    <a:stretch>
+                      <a:fillRect/>
+                    </a:stretch>
+                  </pic:blipFill>
+                  <pic:spPr>
+                    <a:xfrm>
+                      <a:off x="0" y="0"/>
+                      <a:ext cx="5486400" cy="2990088"/>
+                    </a:xfrm>
+                    <a:prstGeom prst="rect"/>
+                  </pic:spPr>
+                </pic:pic>
+              </a:graphicData>
+            </a:graphic>
+          </wp:inline>
+        </w:drawing>
+      </w:r>
+    </w:p>
+    <w:p>
+      <w:pPr>
+        <w:spacing w:line="336" w:lineRule="auto" w:after="180"/>
+      </w:pPr>
+      <w:r>
+        <w:rPr>
+          <w:b w:val="0"/>
+        </w:rPr>
+        <w:t xml:space="preserve">Calculate </w:t>
+      </w:r>
+      <w:r>
+        <w:rPr>
+          <w:b/>
+        </w:rPr>
+        <w:t>subgroup</w:t>
+      </w:r>
+      <w:r>
+        <w:rPr>
+          <w:b w:val="0"/>
+        </w:rPr>
+        <w:t xml:space="preserve"> and pooled error rates without letting the larger group hide a gap. Supplied facts: Group Sun: 2 errors in20 photos; Shade: 3 errors in5. Same error definition; related plant views are documented.</w:t>
+      </w:r>
+    </w:p>
+    <w:p>
+      <w:pPr>
+        <w:spacing w:line="336" w:lineRule="auto" w:after="180"/>
+      </w:pPr>
+      <w:r>
+        <w:rPr>
+          <w:b w:val="0"/>
+        </w:rPr>
+        <w:t xml:space="preserve">All </w:t>
+      </w:r>
+      <w:r>
+        <w:rPr>
+          <w:b/>
+        </w:rPr>
+        <w:t>input</w:t>
+      </w:r>
+      <w:r>
+        <w:rPr>
+          <w:b w:val="0"/>
+        </w:rPr>
+        <w:t>s and outcomes in this worked example are invented classroom data; no real model run is claimed.</w:t>
+      </w:r>
+    </w:p>
+    <w:p>
+      <w:pPr>
+        <w:spacing w:line="336" w:lineRule="auto" w:after="180"/>
+        <w:shd w:fill="F5F1FB"/>
+      </w:pPr>
+      <w:r>
+        <w:rPr>
+          <w:b w:val="0"/>
+        </w:rPr>
+        <w:t>Point to the given fact that matters most. Explain why it matters.</w:t>
+      </w:r>
+    </w:p>
+    <w:p>
+      <w:pPr>
+        <w:pStyle w:val="Heading3"/>
+      </w:pPr>
+      <w:r>
+        <w:t>02. Follow the deciding steps</w:t>
+      </w:r>
+    </w:p>
+    <w:p>
+      <w:r>
+        <w:drawing>
+          <wp:inline xmlns:a="http://schemas.openxmlformats.org/drawingml/2006/main" xmlns:pic="http://schemas.openxmlformats.org/drawingml/2006/picture">
+            <wp:extent cx="5486400" cy="3337560"/>
+            <wp:docPr id="24" name="Picture 24" descr="Sun rate: Sun error=2/20=10%. → Shade rate: Shade error=3/5=60%. → Pooled rate: Total error=5/25=20%, which hides the 50-percentage-point subgroup difference."/>
+            <wp:cNvGraphicFramePr>
+              <a:graphicFrameLocks noChangeAspect="1"/>
+            </wp:cNvGraphicFramePr>
+            <a:graphic>
+              <a:graphicData uri="http://schemas.openxmlformats.org/drawingml/2006/picture">
+                <pic:pic>
+                  <pic:nvPicPr>
+                    <pic:cNvPr id="0" name="academy-story-ai-4-31-02.png"/>
+                    <pic:cNvPicPr/>
+                  </pic:nvPicPr>
+                  <pic:blipFill>
+                    <a:blip r:embed="rId31"/>
+                    <a:stretch>
+                      <a:fillRect/>
+                    </a:stretch>
+                  </pic:blipFill>
+                  <pic:spPr>
+                    <a:xfrm>
+                      <a:off x="0" y="0"/>
+                      <a:ext cx="5486400" cy="3337560"/>
+                    </a:xfrm>
+                    <a:prstGeom prst="rect"/>
+                  </pic:spPr>
+                </pic:pic>
+              </a:graphicData>
+            </a:graphic>
+          </wp:inline>
+        </w:drawing>
+      </w:r>
+    </w:p>
+    <w:p>
+      <w:pPr>
+        <w:spacing w:line="336" w:lineRule="auto" w:after="180"/>
+      </w:pPr>
+      <w:r>
+        <w:rPr>
+          <w:b w:val="0"/>
+        </w:rPr>
+        <w:t>Sun rate: Sun error=2/20=10%. → Shade rate: Shade error=3/5=</w:t>
+      </w:r>
+      <w:r>
+        <w:rPr>
+          <w:b/>
+        </w:rPr>
+        <w:t>60%</w:t>
+      </w:r>
+      <w:r>
+        <w:rPr>
+          <w:b w:val="0"/>
+        </w:rPr>
+        <w:t xml:space="preserve">. → Pooled rate: Total error=5/25=20%, which hides the 50-percentage-point </w:t>
+      </w:r>
+      <w:r>
+        <w:rPr>
+          <w:b/>
+        </w:rPr>
+        <w:t>subgroup</w:t>
+      </w:r>
+      <w:r>
+        <w:rPr>
+          <w:b w:val="0"/>
+        </w:rPr>
+        <w:t xml:space="preserve"> difference.</w:t>
+      </w:r>
+    </w:p>
+    <w:p>
+      <w:pPr>
+        <w:spacing w:line="336" w:lineRule="auto" w:after="180"/>
+        <w:shd w:fill="F5F1FB"/>
+      </w:pPr>
+      <w:r>
+        <w:rPr>
+          <w:b w:val="0"/>
+        </w:rPr>
+        <w:t xml:space="preserve">Point to each numbered stage and explain which recorded </w:t>
+      </w:r>
+      <w:r>
+        <w:rPr>
+          <w:b/>
+        </w:rPr>
+        <w:t>input</w:t>
+      </w:r>
+      <w:r>
+        <w:rPr>
+          <w:b w:val="0"/>
+        </w:rPr>
+        <w:t xml:space="preserve"> it uses.</w:t>
+      </w:r>
+    </w:p>
+    <w:p>
+      <w:pPr>
+        <w:pStyle w:val="Heading3"/>
+      </w:pPr>
+      <w:r>
+        <w:t>03. Subgroup error rates</w:t>
+      </w:r>
+    </w:p>
+    <w:p>
+      <w:r>
+        <w:drawing>
+          <wp:inline xmlns:a="http://schemas.openxmlformats.org/drawingml/2006/main" xmlns:pic="http://schemas.openxmlformats.org/drawingml/2006/picture">
+            <wp:extent cx="5486400" cy="3145536"/>
+            <wp:docPr id="25" name="Picture 25" descr="Subgroup error rates. Units: percent. Sun (n20): 10. Shade (n5): 60. pooled (n25): 20."/>
+            <wp:cNvGraphicFramePr>
+              <a:graphicFrameLocks noChangeAspect="1"/>
+            </wp:cNvGraphicFramePr>
+            <a:graphic>
+              <a:graphicData uri="http://schemas.openxmlformats.org/drawingml/2006/picture">
+                <pic:pic>
+                  <pic:nvPicPr>
+                    <pic:cNvPr id="0" name="academy-story-ai-4-31-03.png"/>
+                    <pic:cNvPicPr/>
+                  </pic:nvPicPr>
+                  <pic:blipFill>
+                    <a:blip r:embed="rId32"/>
+                    <a:stretch>
+                      <a:fillRect/>
+                    </a:stretch>
+                  </pic:blipFill>
+                  <pic:spPr>
+                    <a:xfrm>
+                      <a:off x="0" y="0"/>
+                      <a:ext cx="5486400" cy="3145536"/>
+                    </a:xfrm>
+                    <a:prstGeom prst="rect"/>
+                  </pic:spPr>
+                </pic:pic>
+              </a:graphicData>
+            </a:graphic>
+          </wp:inline>
+        </w:drawing>
+      </w:r>
+    </w:p>
+    <w:p>
+      <w:pPr>
+        <w:spacing w:line="336" w:lineRule="auto" w:after="180"/>
+      </w:pPr>
+      <w:r>
+        <w:rPr>
+          <w:b/>
+        </w:rPr>
+        <w:t>Subgroup</w:t>
+      </w:r>
+      <w:r>
+        <w:rPr>
+          <w:b w:val="0"/>
+        </w:rPr>
+        <w:t xml:space="preserve"> error rates. Units: percent. Sun (n20): 10. Shade (n5): 60. pooled (n25): 20.</w:t>
+      </w:r>
+    </w:p>
+    <w:p>
+      <w:pPr>
+        <w:spacing w:line="336" w:lineRule="auto" w:after="180"/>
+        <w:shd w:fill="F5F1FB"/>
+      </w:pPr>
+      <w:r>
+        <w:rPr>
+          <w:b w:val="0"/>
+        </w:rPr>
+        <w:t>Read the labels and values. Explain the relationship the model shows.</w:t>
+      </w:r>
+    </w:p>
+    <w:p>
+      <w:pPr>
+        <w:pStyle w:val="Heading3"/>
+      </w:pPr>
+      <w:r>
+        <w:t>04. Change one thing. Trace what follows.</w:t>
+      </w:r>
+    </w:p>
+    <w:p>
+      <w:r>
+        <w:drawing>
+          <wp:inline xmlns:a="http://schemas.openxmlformats.org/drawingml/2006/main" xmlns:pic="http://schemas.openxmlformats.org/drawingml/2006/picture">
+            <wp:extent cx="5486400" cy="3026664"/>
+            <wp:docPr id="26" name="Picture 26" descr="Original case: Total error=5/25=20%, which hides the 50-percentage-point subgroup difference. Changed condition: Shade gains5 new cases with no errors. Expected result: Shade error becomes3/10=30%; pooled error becomes5/30≈16.7%. Reason: Extra evaluated cases change denominators; existing errors have not disappeared."/>
+            <wp:cNvGraphicFramePr>
+              <a:graphicFrameLocks noChangeAspect="1"/>
+            </wp:cNvGraphicFramePr>
+            <a:graphic>
+              <a:graphicData uri="http://schemas.openxmlformats.org/drawingml/2006/picture">
+                <pic:pic>
+                  <pic:nvPicPr>
+                    <pic:cNvPr id="0" name="academy-story-ai-4-31-04.png"/>
+                    <pic:cNvPicPr/>
+                  </pic:nvPicPr>
+                  <pic:blipFill>
+                    <a:blip r:embed="rId33"/>
+                    <a:stretch>
+                      <a:fillRect/>
+                    </a:stretch>
+                  </pic:blipFill>
+                  <pic:spPr>
+                    <a:xfrm>
+                      <a:off x="0" y="0"/>
+                      <a:ext cx="5486400" cy="3026664"/>
+                    </a:xfrm>
+                    <a:prstGeom prst="rect"/>
+                  </pic:spPr>
+                </pic:pic>
+              </a:graphicData>
+            </a:graphic>
+          </wp:inline>
+        </w:drawing>
+      </w:r>
+    </w:p>
+    <w:p>
+      <w:pPr>
+        <w:spacing w:line="336" w:lineRule="auto" w:after="180"/>
+      </w:pPr>
+      <w:r>
+        <w:rPr>
+          <w:b w:val="0"/>
+        </w:rPr>
+        <w:t xml:space="preserve">Original case: Total error=5/25=20%, which hides the 50-percentage-point </w:t>
+      </w:r>
+      <w:r>
+        <w:rPr>
+          <w:b/>
+        </w:rPr>
+        <w:t>subgroup</w:t>
+      </w:r>
+      <w:r>
+        <w:rPr>
+          <w:b w:val="0"/>
+        </w:rPr>
+        <w:t xml:space="preserve"> difference. Changed condition: Shade gains5 new cases with no errors.</w:t>
+      </w:r>
+    </w:p>
+    <w:p>
+      <w:pPr>
+        <w:spacing w:line="336" w:lineRule="auto" w:after="180"/>
+      </w:pPr>
+      <w:r>
+        <w:rPr>
+          <w:b w:val="0"/>
+        </w:rPr>
+        <w:t xml:space="preserve">Expected result: Shade error becomes3/10=30%; pooled error becomes5/30≈16.7%. Reason: Extra evaluated cases change </w:t>
+      </w:r>
+      <w:r>
+        <w:rPr>
+          <w:b/>
+        </w:rPr>
+        <w:t>denominator</w:t>
+      </w:r>
+      <w:r>
+        <w:rPr>
+          <w:b w:val="0"/>
+        </w:rPr>
+        <w:t>s; existing errors have not disappeared.</w:t>
+      </w:r>
+    </w:p>
+    <w:p>
+      <w:pPr>
+        <w:spacing w:line="336" w:lineRule="auto" w:after="180"/>
+        <w:shd w:fill="F5F1FB"/>
+      </w:pPr>
+      <w:r>
+        <w:rPr>
+          <w:b w:val="0"/>
+        </w:rPr>
+        <w:t>Predict before checking the worked changed-case result. Name what changed and what the supplied facts allow you to conclude.</w:t>
+      </w:r>
+    </w:p>
+    <w:p>
+      <w:pPr>
+        <w:pStyle w:val="Heading3"/>
+      </w:pPr>
+      <w:r>
+        <w:t>05. Connect the explanation to its limit</w:t>
+      </w:r>
+    </w:p>
+    <w:p>
+      <w:r>
+        <w:drawing>
+          <wp:inline xmlns:a="http://schemas.openxmlformats.org/drawingml/2006/main" xmlns:pic="http://schemas.openxmlformats.org/drawingml/2006/picture">
+            <wp:extent cx="5486400" cy="2834640"/>
+            <wp:docPr id="27" name="Picture 27" descr="Read the picture in order. Total error=5/25=20%, which hides the 50-percentage-point subgroup difference. The arrows show which recorded input or intermediate result each decision uses. Explain the deciding step aloud before checking the changed case; pointing to the final answer alone does not show how it follows. Limit: Small subgroup samples have high variability. An observed gap does not by itself establish discrimination or a causal explanation."/>
+            <wp:cNvGraphicFramePr>
+              <a:graphicFrameLocks noChangeAspect="1"/>
+            </wp:cNvGraphicFramePr>
+            <a:graphic>
+              <a:graphicData uri="http://schemas.openxmlformats.org/drawingml/2006/picture">
+                <pic:pic>
+                  <pic:nvPicPr>
+                    <pic:cNvPr id="0" name="academy-story-ai-4-31-05.png"/>
+                    <pic:cNvPicPr/>
+                  </pic:nvPicPr>
+                  <pic:blipFill>
+                    <a:blip r:embed="rId34"/>
+                    <a:stretch>
+                      <a:fillRect/>
+                    </a:stretch>
+                  </pic:blipFill>
+                  <pic:spPr>
+                    <a:xfrm>
+                      <a:off x="0" y="0"/>
+                      <a:ext cx="5486400" cy="2834640"/>
+                    </a:xfrm>
+                    <a:prstGeom prst="rect"/>
+                  </pic:spPr>
+                </pic:pic>
+              </a:graphicData>
+            </a:graphic>
+          </wp:inline>
+        </w:drawing>
+      </w:r>
+    </w:p>
+    <w:p>
+      <w:pPr>
+        <w:spacing w:line="336" w:lineRule="auto" w:after="180"/>
+      </w:pPr>
+      <w:r>
+        <w:rPr>
+          <w:b w:val="0"/>
+        </w:rPr>
+        <w:t xml:space="preserve">Read the picture in order. Total error=5/25=20%, which hides the 50-percentage-point </w:t>
+      </w:r>
+      <w:r>
+        <w:rPr>
+          <w:b/>
+        </w:rPr>
+        <w:t>subgroup</w:t>
+      </w:r>
+      <w:r>
+        <w:rPr>
+          <w:b w:val="0"/>
+        </w:rPr>
+        <w:t xml:space="preserve"> difference. The arrows show which recorded </w:t>
+      </w:r>
+      <w:r>
+        <w:rPr>
+          <w:b/>
+        </w:rPr>
+        <w:t>input</w:t>
+      </w:r>
+      <w:r>
+        <w:rPr>
+          <w:b w:val="0"/>
+        </w:rPr>
+        <w:t xml:space="preserve"> or intermediate result each decision uses.</w:t>
+      </w:r>
+    </w:p>
+    <w:p>
+      <w:pPr>
+        <w:spacing w:line="336" w:lineRule="auto" w:after="180"/>
+      </w:pPr>
+      <w:r>
+        <w:rPr>
+          <w:b w:val="0"/>
+        </w:rPr>
+        <w:t xml:space="preserve">Explain the deciding step aloud before checking the changed case; pointing to the final answer alone does not show how it follows. Limit: Small </w:t>
+      </w:r>
+      <w:r>
+        <w:rPr>
+          <w:b/>
+        </w:rPr>
+        <w:t>subgroup</w:t>
+      </w:r>
+      <w:r>
+        <w:rPr>
+          <w:b w:val="0"/>
+        </w:rPr>
+        <w:t xml:space="preserve"> samples have high variability.</w:t>
+      </w:r>
+    </w:p>
+    <w:p>
+      <w:pPr>
+        <w:spacing w:line="336" w:lineRule="auto" w:after="180"/>
+      </w:pPr>
+      <w:r>
+        <w:rPr>
+          <w:b w:val="0"/>
+        </w:rPr>
+        <w:t>An observed gap does not by itself establish discrimination or a causal explanation.</w:t>
+      </w:r>
+    </w:p>
+    <w:p>
+      <w:pPr>
+        <w:spacing w:line="336" w:lineRule="auto" w:after="180"/>
+        <w:shd w:fill="F5F1FB"/>
+      </w:pPr>
+      <w:r>
+        <w:rPr>
+          <w:b w:val="0"/>
+        </w:rPr>
+        <w:t>Explain the case, then point to a limit on the claim.</w:t>
+      </w:r>
+    </w:p>
+    <w:p>
+      <w:pPr>
+        <w:pStyle w:val="Heading3"/>
+      </w:pPr>
+      <w:r>
+        <w:t>06. Make the idea visible in your project</w:t>
+      </w:r>
+    </w:p>
+    <w:p>
+      <w:r>
+        <w:drawing>
+          <wp:inline xmlns:a="http://schemas.openxmlformats.org/drawingml/2006/main" xmlns:pic="http://schemas.openxmlformats.org/drawingml/2006/picture">
+            <wp:extent cx="5486400" cy="3681984"/>
+            <wp:docPr id="28" name="Picture 28" descr="For your Responsible Plant Classifier, save the input, procedure, observed result and limitation of this check. Label this worked example as practice; use a different, previously unreviewed case when checking independent understanding. Draw your input, deciding step, result and limit. Supported question: Why should the report retain subgroup rates alongside the total? Point to the relevant step in the picture, then write the changed result and the rule or evidence that supports it."/>
+            <wp:cNvGraphicFramePr>
+              <a:graphicFrameLocks noChangeAspect="1"/>
+            </wp:cNvGraphicFramePr>
+            <a:graphic>
+              <a:graphicData uri="http://schemas.openxmlformats.org/drawingml/2006/picture">
+                <pic:pic>
+                  <pic:nvPicPr>
+                    <pic:cNvPr id="0" name="academy-story-ai-4-31-06.png"/>
+                    <pic:cNvPicPr/>
+                  </pic:nvPicPr>
+                  <pic:blipFill>
+                    <a:blip r:embed="rId35"/>
+                    <a:stretch>
+                      <a:fillRect/>
+                    </a:stretch>
+                  </pic:blipFill>
+                  <pic:spPr>
+                    <a:xfrm>
+                      <a:off x="0" y="0"/>
+                      <a:ext cx="5486400" cy="3681984"/>
+                    </a:xfrm>
+                    <a:prstGeom prst="rect"/>
+                  </pic:spPr>
+                </pic:pic>
+              </a:graphicData>
+            </a:graphic>
+          </wp:inline>
+        </w:drawing>
+      </w:r>
+    </w:p>
+    <w:p>
+      <w:pPr>
+        <w:spacing w:line="336" w:lineRule="auto" w:after="180"/>
+      </w:pPr>
+      <w:r>
+        <w:rPr>
+          <w:b w:val="0"/>
+        </w:rPr>
+        <w:t xml:space="preserve">For your Responsible Plant Classifier, save the </w:t>
+      </w:r>
+      <w:r>
+        <w:rPr>
+          <w:b/>
+        </w:rPr>
+        <w:t>input</w:t>
+      </w:r>
+      <w:r>
+        <w:rPr>
+          <w:b w:val="0"/>
+        </w:rPr>
+        <w:t>, procedure, observed result and limitation of this check.</w:t>
+      </w:r>
+    </w:p>
+    <w:p>
+      <w:pPr>
+        <w:spacing w:line="336" w:lineRule="auto" w:after="180"/>
+      </w:pPr>
+      <w:r>
+        <w:rPr>
+          <w:b w:val="0"/>
+        </w:rPr>
+        <w:t xml:space="preserve">Label this worked example as practice; use a different, previously unreviewed case when checking independent understanding. Draw your </w:t>
+      </w:r>
+      <w:r>
+        <w:rPr>
+          <w:b/>
+        </w:rPr>
+        <w:t>input</w:t>
+      </w:r>
+      <w:r>
+        <w:rPr>
+          <w:b w:val="0"/>
+        </w:rPr>
+        <w:t>, deciding step, result and limit.</w:t>
+      </w:r>
+    </w:p>
+    <w:p>
+      <w:pPr>
+        <w:spacing w:line="336" w:lineRule="auto" w:after="180"/>
+      </w:pPr>
+      <w:r>
+        <w:rPr>
+          <w:b w:val="0"/>
+        </w:rPr>
+        <w:t xml:space="preserve">Supported question: Why should the report retain </w:t>
+      </w:r>
+      <w:r>
+        <w:rPr>
+          <w:b/>
+        </w:rPr>
+        <w:t>subgroup</w:t>
+      </w:r>
+      <w:r>
+        <w:rPr>
+          <w:b w:val="0"/>
+        </w:rPr>
+        <w:t xml:space="preserve"> rates alongside the total? Point to the relevant step in the picture, then write the changed result and the rule or </w:t>
+      </w:r>
+      <w:r>
+        <w:rPr>
+          <w:b/>
+        </w:rPr>
+        <w:t>evidence</w:t>
+      </w:r>
+      <w:r>
+        <w:rPr>
+          <w:b w:val="0"/>
+        </w:rPr>
+        <w:t xml:space="preserve"> that supports it.</w:t>
+      </w:r>
+    </w:p>
+    <w:p>
+      <w:pPr>
+        <w:spacing w:line="336" w:lineRule="auto" w:after="180"/>
+        <w:shd w:fill="F5F1FB"/>
+      </w:pPr>
+      <w:r>
+        <w:rPr>
+          <w:b w:val="0"/>
+        </w:rPr>
+        <w:t xml:space="preserve">Draw your project trace and justify the deciding step using </w:t>
+      </w:r>
+      <w:r>
+        <w:rPr>
+          <w:b/>
+        </w:rPr>
+        <w:t>evidence</w:t>
+      </w:r>
+      <w:r>
+        <w:rPr>
+          <w:b w:val="0"/>
+        </w:rPr>
+        <w:t>.</w:t>
       </w:r>
     </w:p>
     <w:sectPr>
